--- a/fuentes/12150014_CF02_CFA.docx
+++ b/fuentes/12150014_CF02_CFA.docx
@@ -545,7 +545,7 @@
           <w:r>
             <w:fldChar w:fldCharType="separate"/>
           </w:r>
-          <w:hyperlink w:anchor="_Toc241225731" w:history="1">
+          <w:hyperlink w:anchor="_Toc241242498" w:history="1">
             <w:r>
               <w:rPr>
                 <w:rStyle w:val="Hipervnculo"/>
@@ -572,7 +572,7 @@
                 <w:noProof/>
                 <w:webHidden/>
               </w:rPr>
-              <w:instrText xml:space="preserve"> PAGEREF _Toc241225731 \h </w:instrText>
+              <w:instrText xml:space="preserve"> PAGEREF _Toc241242498 \h </w:instrText>
             </w:r>
             <w:r>
               <w:rPr>
@@ -617,7 +617,7 @@
               <w:lang w:eastAsia="es-CO"/>
             </w:rPr>
           </w:pPr>
-          <w:hyperlink w:anchor="_Toc241225732" w:history="1">
+          <w:hyperlink w:anchor="_Toc241242499" w:history="1">
             <w:r>
               <w:rPr>
                 <w:rStyle w:val="Hipervnculo"/>
@@ -644,7 +644,7 @@
                 <w:noProof/>
                 <w:webHidden/>
               </w:rPr>
-              <w:instrText xml:space="preserve"> PAGEREF _Toc241225732 \h </w:instrText>
+              <w:instrText xml:space="preserve"> PAGEREF _Toc241242499 \h </w:instrText>
             </w:r>
             <w:r>
               <w:rPr>
@@ -689,7 +689,7 @@
               <w:lang w:eastAsia="es-CO"/>
             </w:rPr>
           </w:pPr>
-          <w:hyperlink w:anchor="_Toc241225733" w:history="1">
+          <w:hyperlink w:anchor="_Toc241242500" w:history="1">
             <w:r>
               <w:rPr>
                 <w:rStyle w:val="Hipervnculo"/>
@@ -716,7 +716,7 @@
                 <w:noProof/>
                 <w:webHidden/>
               </w:rPr>
-              <w:instrText xml:space="preserve"> PAGEREF _Toc241225733 \h </w:instrText>
+              <w:instrText xml:space="preserve"> PAGEREF _Toc241242500 \h </w:instrText>
             </w:r>
             <w:r>
               <w:rPr>
@@ -761,7 +761,7 @@
               <w:lang w:eastAsia="es-CO"/>
             </w:rPr>
           </w:pPr>
-          <w:hyperlink w:anchor="_Toc241225734" w:history="1">
+          <w:hyperlink w:anchor="_Toc241242501" w:history="1">
             <w:r>
               <w:rPr>
                 <w:rStyle w:val="Hipervnculo"/>
@@ -788,7 +788,7 @@
                 <w:noProof/>
                 <w:webHidden/>
               </w:rPr>
-              <w:instrText xml:space="preserve"> PAGEREF _Toc241225734 \h </w:instrText>
+              <w:instrText xml:space="preserve"> PAGEREF _Toc241242501 \h </w:instrText>
             </w:r>
             <w:r>
               <w:rPr>
@@ -833,7 +833,7 @@
               <w:lang w:eastAsia="es-CO"/>
             </w:rPr>
           </w:pPr>
-          <w:hyperlink w:anchor="_Toc241225735" w:history="1">
+          <w:hyperlink w:anchor="_Toc241242502" w:history="1">
             <w:r>
               <w:rPr>
                 <w:rStyle w:val="Hipervnculo"/>
@@ -860,7 +860,7 @@
                 <w:noProof/>
                 <w:webHidden/>
               </w:rPr>
-              <w:instrText xml:space="preserve"> PAGEREF _Toc241225735 \h </w:instrText>
+              <w:instrText xml:space="preserve"> PAGEREF _Toc241242502 \h </w:instrText>
             </w:r>
             <w:r>
               <w:rPr>
@@ -905,7 +905,7 @@
               <w:lang w:eastAsia="es-CO"/>
             </w:rPr>
           </w:pPr>
-          <w:hyperlink w:anchor="_Toc241225736" w:history="1">
+          <w:hyperlink w:anchor="_Toc241242503" w:history="1">
             <w:r>
               <w:rPr>
                 <w:rStyle w:val="Hipervnculo"/>
@@ -932,7 +932,7 @@
                 <w:noProof/>
                 <w:webHidden/>
               </w:rPr>
-              <w:instrText xml:space="preserve"> PAGEREF _Toc241225736 \h </w:instrText>
+              <w:instrText xml:space="preserve"> PAGEREF _Toc241242503 \h </w:instrText>
             </w:r>
             <w:r>
               <w:rPr>
@@ -977,7 +977,7 @@
               <w:lang w:eastAsia="es-CO"/>
             </w:rPr>
           </w:pPr>
-          <w:hyperlink w:anchor="_Toc241225737" w:history="1">
+          <w:hyperlink w:anchor="_Toc241242504" w:history="1">
             <w:r>
               <w:rPr>
                 <w:rStyle w:val="Hipervnculo"/>
@@ -1004,7 +1004,7 @@
                 <w:noProof/>
                 <w:webHidden/>
               </w:rPr>
-              <w:instrText xml:space="preserve"> PAGEREF _Toc241225737 \h </w:instrText>
+              <w:instrText xml:space="preserve"> PAGEREF _Toc241242504 \h </w:instrText>
             </w:r>
             <w:r>
               <w:rPr>
@@ -1049,7 +1049,7 @@
               <w:lang w:eastAsia="es-CO"/>
             </w:rPr>
           </w:pPr>
-          <w:hyperlink w:anchor="_Toc241225738" w:history="1">
+          <w:hyperlink w:anchor="_Toc241242505" w:history="1">
             <w:r>
               <w:rPr>
                 <w:rStyle w:val="Hipervnculo"/>
@@ -1076,7 +1076,7 @@
                 <w:noProof/>
                 <w:webHidden/>
               </w:rPr>
-              <w:instrText xml:space="preserve"> PAGEREF _Toc241225738 \h </w:instrText>
+              <w:instrText xml:space="preserve"> PAGEREF _Toc241242505 \h </w:instrText>
             </w:r>
             <w:r>
               <w:rPr>
@@ -1121,7 +1121,7 @@
               <w:lang w:eastAsia="es-CO"/>
             </w:rPr>
           </w:pPr>
-          <w:hyperlink w:anchor="_Toc241225739" w:history="1">
+          <w:hyperlink w:anchor="_Toc241242506" w:history="1">
             <w:r>
               <w:rPr>
                 <w:rStyle w:val="Hipervnculo"/>
@@ -1148,7 +1148,7 @@
                 <w:noProof/>
                 <w:webHidden/>
               </w:rPr>
-              <w:instrText xml:space="preserve"> PAGEREF _Toc241225739 \h </w:instrText>
+              <w:instrText xml:space="preserve"> PAGEREF _Toc241242506 \h </w:instrText>
             </w:r>
             <w:r>
               <w:rPr>
@@ -1193,7 +1193,7 @@
               <w:lang w:eastAsia="es-CO"/>
             </w:rPr>
           </w:pPr>
-          <w:hyperlink w:anchor="_Toc241225740" w:history="1">
+          <w:hyperlink w:anchor="_Toc241242507" w:history="1">
             <w:r>
               <w:rPr>
                 <w:rStyle w:val="Hipervnculo"/>
@@ -1220,7 +1220,7 @@
                 <w:noProof/>
                 <w:webHidden/>
               </w:rPr>
-              <w:instrText xml:space="preserve"> PAGEREF _Toc241225740 \h </w:instrText>
+              <w:instrText xml:space="preserve"> PAGEREF _Toc241242507 \h </w:instrText>
             </w:r>
             <w:r>
               <w:rPr>
@@ -1265,7 +1265,7 @@
               <w:lang w:eastAsia="es-CO"/>
             </w:rPr>
           </w:pPr>
-          <w:hyperlink w:anchor="_Toc241225741" w:history="1">
+          <w:hyperlink w:anchor="_Toc241242508" w:history="1">
             <w:r>
               <w:rPr>
                 <w:rStyle w:val="Hipervnculo"/>
@@ -1292,7 +1292,7 @@
                 <w:noProof/>
                 <w:webHidden/>
               </w:rPr>
-              <w:instrText xml:space="preserve"> PAGEREF _Toc241225741 \h </w:instrText>
+              <w:instrText xml:space="preserve"> PAGEREF _Toc241242508 \h </w:instrText>
             </w:r>
             <w:r>
               <w:rPr>
@@ -1337,7 +1337,7 @@
               <w:lang w:eastAsia="es-CO"/>
             </w:rPr>
           </w:pPr>
-          <w:hyperlink w:anchor="_Toc241225742" w:history="1">
+          <w:hyperlink w:anchor="_Toc241242509" w:history="1">
             <w:r>
               <w:rPr>
                 <w:rStyle w:val="Hipervnculo"/>
@@ -1364,7 +1364,7 @@
                 <w:noProof/>
                 <w:webHidden/>
               </w:rPr>
-              <w:instrText xml:space="preserve"> PAGEREF _Toc241225742 \h </w:instrText>
+              <w:instrText xml:space="preserve"> PAGEREF _Toc241242509 \h </w:instrText>
             </w:r>
             <w:r>
               <w:rPr>
@@ -1409,7 +1409,7 @@
               <w:lang w:eastAsia="es-CO"/>
             </w:rPr>
           </w:pPr>
-          <w:hyperlink w:anchor="_Toc241225743" w:history="1">
+          <w:hyperlink w:anchor="_Toc241242510" w:history="1">
             <w:r>
               <w:rPr>
                 <w:rStyle w:val="Hipervnculo"/>
@@ -1436,7 +1436,7 @@
                 <w:noProof/>
                 <w:webHidden/>
               </w:rPr>
-              <w:instrText xml:space="preserve"> PAGEREF _Toc241225743 \h </w:instrText>
+              <w:instrText xml:space="preserve"> PAGEREF _Toc241242510 \h </w:instrText>
             </w:r>
             <w:r>
               <w:rPr>
@@ -1481,7 +1481,7 @@
               <w:lang w:eastAsia="es-CO"/>
             </w:rPr>
           </w:pPr>
-          <w:hyperlink w:anchor="_Toc241225744" w:history="1">
+          <w:hyperlink w:anchor="_Toc241242511" w:history="1">
             <w:r>
               <w:rPr>
                 <w:rStyle w:val="Hipervnculo"/>
@@ -1508,7 +1508,7 @@
                 <w:noProof/>
                 <w:webHidden/>
               </w:rPr>
-              <w:instrText xml:space="preserve"> PAGEREF _Toc241225744 \h </w:instrText>
+              <w:instrText xml:space="preserve"> PAGEREF _Toc241242511 \h </w:instrText>
             </w:r>
             <w:r>
               <w:rPr>
@@ -1553,7 +1553,7 @@
               <w:lang w:eastAsia="es-CO"/>
             </w:rPr>
           </w:pPr>
-          <w:hyperlink w:anchor="_Toc241225745" w:history="1">
+          <w:hyperlink w:anchor="_Toc241242512" w:history="1">
             <w:r>
               <w:rPr>
                 <w:rStyle w:val="Hipervnculo"/>
@@ -1580,7 +1580,7 @@
                 <w:noProof/>
                 <w:webHidden/>
               </w:rPr>
-              <w:instrText xml:space="preserve"> PAGEREF _Toc241225745 \h </w:instrText>
+              <w:instrText xml:space="preserve"> PAGEREF _Toc241242512 \h </w:instrText>
             </w:r>
             <w:r>
               <w:rPr>
@@ -1625,7 +1625,7 @@
               <w:lang w:eastAsia="es-CO"/>
             </w:rPr>
           </w:pPr>
-          <w:hyperlink w:anchor="_Toc241225746" w:history="1">
+          <w:hyperlink w:anchor="_Toc241242513" w:history="1">
             <w:r>
               <w:rPr>
                 <w:rStyle w:val="Hipervnculo"/>
@@ -1652,7 +1652,7 @@
                 <w:noProof/>
                 <w:webHidden/>
               </w:rPr>
-              <w:instrText xml:space="preserve"> PAGEREF _Toc241225746 \h </w:instrText>
+              <w:instrText xml:space="preserve"> PAGEREF _Toc241242513 \h </w:instrText>
             </w:r>
             <w:r>
               <w:rPr>
@@ -1697,7 +1697,7 @@
               <w:lang w:eastAsia="es-CO"/>
             </w:rPr>
           </w:pPr>
-          <w:hyperlink w:anchor="_Toc241225747" w:history="1">
+          <w:hyperlink w:anchor="_Toc241242514" w:history="1">
             <w:r>
               <w:rPr>
                 <w:rStyle w:val="Hipervnculo"/>
@@ -1724,7 +1724,7 @@
                 <w:noProof/>
                 <w:webHidden/>
               </w:rPr>
-              <w:instrText xml:space="preserve"> PAGEREF _Toc241225747 \h </w:instrText>
+              <w:instrText xml:space="preserve"> PAGEREF _Toc241242514 \h </w:instrText>
             </w:r>
             <w:r>
               <w:rPr>
@@ -1769,7 +1769,7 @@
               <w:lang w:eastAsia="es-CO"/>
             </w:rPr>
           </w:pPr>
-          <w:hyperlink w:anchor="_Toc241225748" w:history="1">
+          <w:hyperlink w:anchor="_Toc241242515" w:history="1">
             <w:r>
               <w:rPr>
                 <w:rStyle w:val="Hipervnculo"/>
@@ -1796,7 +1796,7 @@
                 <w:noProof/>
                 <w:webHidden/>
               </w:rPr>
-              <w:instrText xml:space="preserve"> PAGEREF _Toc241225748 \h </w:instrText>
+              <w:instrText xml:space="preserve"> PAGEREF _Toc241242515 \h </w:instrText>
             </w:r>
             <w:r>
               <w:rPr>
@@ -1841,7 +1841,7 @@
               <w:lang w:eastAsia="es-CO"/>
             </w:rPr>
           </w:pPr>
-          <w:hyperlink w:anchor="_Toc241225749" w:history="1">
+          <w:hyperlink w:anchor="_Toc241242516" w:history="1">
             <w:r>
               <w:rPr>
                 <w:rStyle w:val="Hipervnculo"/>
@@ -1868,7 +1868,7 @@
                 <w:noProof/>
                 <w:webHidden/>
               </w:rPr>
-              <w:instrText xml:space="preserve"> PAGEREF _Toc241225749 \h </w:instrText>
+              <w:instrText xml:space="preserve"> PAGEREF _Toc241242516 \h </w:instrText>
             </w:r>
             <w:r>
               <w:rPr>
@@ -1913,7 +1913,7 @@
               <w:lang w:eastAsia="es-CO"/>
             </w:rPr>
           </w:pPr>
-          <w:hyperlink w:anchor="_Toc241225750" w:history="1">
+          <w:hyperlink w:anchor="_Toc241242517" w:history="1">
             <w:r>
               <w:rPr>
                 <w:rStyle w:val="Hipervnculo"/>
@@ -1940,7 +1940,7 @@
                 <w:noProof/>
                 <w:webHidden/>
               </w:rPr>
-              <w:instrText xml:space="preserve"> PAGEREF _Toc241225750 \h </w:instrText>
+              <w:instrText xml:space="preserve"> PAGEREF _Toc241242517 \h </w:instrText>
             </w:r>
             <w:r>
               <w:rPr>
@@ -1985,7 +1985,7 @@
               <w:lang w:eastAsia="es-CO"/>
             </w:rPr>
           </w:pPr>
-          <w:hyperlink w:anchor="_Toc241225751" w:history="1">
+          <w:hyperlink w:anchor="_Toc241242518" w:history="1">
             <w:r>
               <w:rPr>
                 <w:rStyle w:val="Hipervnculo"/>
@@ -2012,7 +2012,7 @@
                 <w:noProof/>
                 <w:webHidden/>
               </w:rPr>
-              <w:instrText xml:space="preserve"> PAGEREF _Toc241225751 \h </w:instrText>
+              <w:instrText xml:space="preserve"> PAGEREF _Toc241242518 \h </w:instrText>
             </w:r>
             <w:r>
               <w:rPr>
@@ -2057,7 +2057,7 @@
               <w:lang w:eastAsia="es-CO"/>
             </w:rPr>
           </w:pPr>
-          <w:hyperlink w:anchor="_Toc241225752" w:history="1">
+          <w:hyperlink w:anchor="_Toc241242519" w:history="1">
             <w:r>
               <w:rPr>
                 <w:rStyle w:val="Hipervnculo"/>
@@ -2084,7 +2084,7 @@
                 <w:noProof/>
                 <w:webHidden/>
               </w:rPr>
-              <w:instrText xml:space="preserve"> PAGEREF _Toc241225752 \h </w:instrText>
+              <w:instrText xml:space="preserve"> PAGEREF _Toc241242519 \h </w:instrText>
             </w:r>
             <w:r>
               <w:rPr>
@@ -2129,7 +2129,7 @@
               <w:lang w:eastAsia="es-CO"/>
             </w:rPr>
           </w:pPr>
-          <w:hyperlink w:anchor="_Toc241225753" w:history="1">
+          <w:hyperlink w:anchor="_Toc241242520" w:history="1">
             <w:r>
               <w:rPr>
                 <w:rStyle w:val="Hipervnculo"/>
@@ -2156,7 +2156,7 @@
                 <w:noProof/>
                 <w:webHidden/>
               </w:rPr>
-              <w:instrText xml:space="preserve"> PAGEREF _Toc241225753 \h </w:instrText>
+              <w:instrText xml:space="preserve"> PAGEREF _Toc241242520 \h </w:instrText>
             </w:r>
             <w:r>
               <w:rPr>
@@ -2201,7 +2201,7 @@
               <w:lang w:eastAsia="es-CO"/>
             </w:rPr>
           </w:pPr>
-          <w:hyperlink w:anchor="_Toc241225754" w:history="1">
+          <w:hyperlink w:anchor="_Toc241242521" w:history="1">
             <w:r>
               <w:rPr>
                 <w:rStyle w:val="Hipervnculo"/>
@@ -2228,7 +2228,7 @@
                 <w:noProof/>
                 <w:webHidden/>
               </w:rPr>
-              <w:instrText xml:space="preserve"> PAGEREF _Toc241225754 \h </w:instrText>
+              <w:instrText xml:space="preserve"> PAGEREF _Toc241242521 \h </w:instrText>
             </w:r>
             <w:r>
               <w:rPr>
@@ -2273,7 +2273,7 @@
               <w:lang w:eastAsia="es-CO"/>
             </w:rPr>
           </w:pPr>
-          <w:hyperlink w:anchor="_Toc241225755" w:history="1">
+          <w:hyperlink w:anchor="_Toc241242522" w:history="1">
             <w:r>
               <w:rPr>
                 <w:rStyle w:val="Hipervnculo"/>
@@ -2300,7 +2300,7 @@
                 <w:noProof/>
                 <w:webHidden/>
               </w:rPr>
-              <w:instrText xml:space="preserve"> PAGEREF _Toc241225755 \h </w:instrText>
+              <w:instrText xml:space="preserve"> PAGEREF _Toc241242522 \h </w:instrText>
             </w:r>
             <w:r>
               <w:rPr>
@@ -2345,7 +2345,7 @@
               <w:lang w:eastAsia="es-CO"/>
             </w:rPr>
           </w:pPr>
-          <w:hyperlink w:anchor="_Toc241225756" w:history="1">
+          <w:hyperlink w:anchor="_Toc241242523" w:history="1">
             <w:r>
               <w:rPr>
                 <w:rStyle w:val="Hipervnculo"/>
@@ -2372,7 +2372,7 @@
                 <w:noProof/>
                 <w:webHidden/>
               </w:rPr>
-              <w:instrText xml:space="preserve"> PAGEREF _Toc241225756 \h </w:instrText>
+              <w:instrText xml:space="preserve"> PAGEREF _Toc241242523 \h </w:instrText>
             </w:r>
             <w:r>
               <w:rPr>
@@ -2417,7 +2417,7 @@
               <w:lang w:eastAsia="es-CO"/>
             </w:rPr>
           </w:pPr>
-          <w:hyperlink w:anchor="_Toc241225757" w:history="1">
+          <w:hyperlink w:anchor="_Toc241242524" w:history="1">
             <w:r>
               <w:rPr>
                 <w:rStyle w:val="Hipervnculo"/>
@@ -2444,7 +2444,7 @@
                 <w:noProof/>
                 <w:webHidden/>
               </w:rPr>
-              <w:instrText xml:space="preserve"> PAGEREF _Toc241225757 \h </w:instrText>
+              <w:instrText xml:space="preserve"> PAGEREF _Toc241242524 \h </w:instrText>
             </w:r>
             <w:r>
               <w:rPr>
@@ -2489,7 +2489,7 @@
               <w:lang w:eastAsia="es-CO"/>
             </w:rPr>
           </w:pPr>
-          <w:hyperlink w:anchor="_Toc241225758" w:history="1">
+          <w:hyperlink w:anchor="_Toc241242525" w:history="1">
             <w:r>
               <w:rPr>
                 <w:rStyle w:val="Hipervnculo"/>
@@ -2516,7 +2516,7 @@
                 <w:noProof/>
                 <w:webHidden/>
               </w:rPr>
-              <w:instrText xml:space="preserve"> PAGEREF _Toc241225758 \h </w:instrText>
+              <w:instrText xml:space="preserve"> PAGEREF _Toc241242525 \h </w:instrText>
             </w:r>
             <w:r>
               <w:rPr>
@@ -2561,7 +2561,7 @@
               <w:lang w:eastAsia="es-CO"/>
             </w:rPr>
           </w:pPr>
-          <w:hyperlink w:anchor="_Toc241225759" w:history="1">
+          <w:hyperlink w:anchor="_Toc241242526" w:history="1">
             <w:r>
               <w:rPr>
                 <w:rStyle w:val="Hipervnculo"/>
@@ -2588,7 +2588,7 @@
                 <w:noProof/>
                 <w:webHidden/>
               </w:rPr>
-              <w:instrText xml:space="preserve"> PAGEREF _Toc241225759 \h </w:instrText>
+              <w:instrText xml:space="preserve"> PAGEREF _Toc241242526 \h </w:instrText>
             </w:r>
             <w:r>
               <w:rPr>
@@ -2633,7 +2633,7 @@
               <w:lang w:eastAsia="es-CO"/>
             </w:rPr>
           </w:pPr>
-          <w:hyperlink w:anchor="_Toc241225760" w:history="1">
+          <w:hyperlink w:anchor="_Toc241242527" w:history="1">
             <w:r>
               <w:rPr>
                 <w:rStyle w:val="Hipervnculo"/>
@@ -2660,7 +2660,7 @@
                 <w:noProof/>
                 <w:webHidden/>
               </w:rPr>
-              <w:instrText xml:space="preserve"> PAGEREF _Toc241225760 \h </w:instrText>
+              <w:instrText xml:space="preserve"> PAGEREF _Toc241242527 \h </w:instrText>
             </w:r>
             <w:r>
               <w:rPr>
@@ -2705,7 +2705,7 @@
               <w:lang w:eastAsia="es-CO"/>
             </w:rPr>
           </w:pPr>
-          <w:hyperlink w:anchor="_Toc241225761" w:history="1">
+          <w:hyperlink w:anchor="_Toc241242528" w:history="1">
             <w:r>
               <w:rPr>
                 <w:rStyle w:val="Hipervnculo"/>
@@ -2732,7 +2732,7 @@
                 <w:noProof/>
                 <w:webHidden/>
               </w:rPr>
-              <w:instrText xml:space="preserve"> PAGEREF _Toc241225761 \h </w:instrText>
+              <w:instrText xml:space="preserve"> PAGEREF _Toc241242528 \h </w:instrText>
             </w:r>
             <w:r>
               <w:rPr>
@@ -2777,7 +2777,7 @@
               <w:lang w:eastAsia="es-CO"/>
             </w:rPr>
           </w:pPr>
-          <w:hyperlink w:anchor="_Toc241225762" w:history="1">
+          <w:hyperlink w:anchor="_Toc241242529" w:history="1">
             <w:r>
               <w:rPr>
                 <w:rStyle w:val="Hipervnculo"/>
@@ -2804,7 +2804,7 @@
                 <w:noProof/>
                 <w:webHidden/>
               </w:rPr>
-              <w:instrText xml:space="preserve"> PAGEREF _Toc241225762 \h </w:instrText>
+              <w:instrText xml:space="preserve"> PAGEREF _Toc241242529 \h </w:instrText>
             </w:r>
             <w:r>
               <w:rPr>
@@ -2824,7 +2824,7 @@
                 <w:noProof/>
                 <w:webHidden/>
               </w:rPr>
-              <w:t>51</w:t>
+              <w:t>52</w:t>
             </w:r>
             <w:r>
               <w:rPr>
@@ -2849,7 +2849,7 @@
               <w:lang w:eastAsia="es-CO"/>
             </w:rPr>
           </w:pPr>
-          <w:hyperlink w:anchor="_Toc241225763" w:history="1">
+          <w:hyperlink w:anchor="_Toc241242530" w:history="1">
             <w:r>
               <w:rPr>
                 <w:rStyle w:val="Hipervnculo"/>
@@ -2876,7 +2876,7 @@
                 <w:noProof/>
                 <w:webHidden/>
               </w:rPr>
-              <w:instrText xml:space="preserve"> PAGEREF _Toc241225763 \h </w:instrText>
+              <w:instrText xml:space="preserve"> PAGEREF _Toc241242530 \h </w:instrText>
             </w:r>
             <w:r>
               <w:rPr>
@@ -2896,7 +2896,7 @@
                 <w:noProof/>
                 <w:webHidden/>
               </w:rPr>
-              <w:t>52</w:t>
+              <w:t>53</w:t>
             </w:r>
             <w:r>
               <w:rPr>
@@ -2921,7 +2921,7 @@
               <w:lang w:eastAsia="es-CO"/>
             </w:rPr>
           </w:pPr>
-          <w:hyperlink w:anchor="_Toc241225764" w:history="1">
+          <w:hyperlink w:anchor="_Toc241242531" w:history="1">
             <w:r>
               <w:rPr>
                 <w:rStyle w:val="Hipervnculo"/>
@@ -2948,7 +2948,7 @@
                 <w:noProof/>
                 <w:webHidden/>
               </w:rPr>
-              <w:instrText xml:space="preserve"> PAGEREF _Toc241225764 \h </w:instrText>
+              <w:instrText xml:space="preserve"> PAGEREF _Toc241242531 \h </w:instrText>
             </w:r>
             <w:r>
               <w:rPr>
@@ -2968,7 +2968,7 @@
                 <w:noProof/>
                 <w:webHidden/>
               </w:rPr>
-              <w:t>54</w:t>
+              <w:t>55</w:t>
             </w:r>
             <w:r>
               <w:rPr>
@@ -2993,7 +2993,7 @@
               <w:lang w:eastAsia="es-CO"/>
             </w:rPr>
           </w:pPr>
-          <w:hyperlink w:anchor="_Toc241225765" w:history="1">
+          <w:hyperlink w:anchor="_Toc241242532" w:history="1">
             <w:r>
               <w:rPr>
                 <w:rStyle w:val="Hipervnculo"/>
@@ -3020,7 +3020,7 @@
                 <w:noProof/>
                 <w:webHidden/>
               </w:rPr>
-              <w:instrText xml:space="preserve"> PAGEREF _Toc241225765 \h </w:instrText>
+              <w:instrText xml:space="preserve"> PAGEREF _Toc241242532 \h </w:instrText>
             </w:r>
             <w:r>
               <w:rPr>
@@ -3040,7 +3040,7 @@
                 <w:noProof/>
                 <w:webHidden/>
               </w:rPr>
-              <w:t>56</w:t>
+              <w:t>57</w:t>
             </w:r>
             <w:r>
               <w:rPr>
@@ -3065,7 +3065,7 @@
               <w:lang w:eastAsia="es-CO"/>
             </w:rPr>
           </w:pPr>
-          <w:hyperlink w:anchor="_Toc241225766" w:history="1">
+          <w:hyperlink w:anchor="_Toc241242533" w:history="1">
             <w:r>
               <w:rPr>
                 <w:rStyle w:val="Hipervnculo"/>
@@ -3092,7 +3092,7 @@
                 <w:noProof/>
                 <w:webHidden/>
               </w:rPr>
-              <w:instrText xml:space="preserve"> PAGEREF _Toc241225766 \h </w:instrText>
+              <w:instrText xml:space="preserve"> PAGEREF _Toc241242533 \h </w:instrText>
             </w:r>
             <w:r>
               <w:rPr>
@@ -3112,7 +3112,7 @@
                 <w:noProof/>
                 <w:webHidden/>
               </w:rPr>
-              <w:t>58</w:t>
+              <w:t>59</w:t>
             </w:r>
             <w:r>
               <w:rPr>
@@ -3140,7 +3140,7 @@
       <w:pPr>
         <w:pStyle w:val="Titulosgenerales"/>
       </w:pPr>
-      <w:bookmarkStart w:id="0" w:name="_Toc241225731"/>
+      <w:bookmarkStart w:id="0" w:name="_Toc241242498"/>
       <w:r>
         <w:lastRenderedPageBreak/>
         <w:t>Introducción</w:t>
@@ -3175,7 +3175,7 @@
       <w:pPr>
         <w:pStyle w:val="Ttulo1"/>
       </w:pPr>
-      <w:bookmarkStart w:id="1" w:name="_Toc241225732"/>
+      <w:bookmarkStart w:id="1" w:name="_Toc241242499"/>
       <w:r>
         <w:lastRenderedPageBreak/>
         <w:t>Estrategias logísticas</w:t>
@@ -3196,7 +3196,7 @@
       <w:pPr>
         <w:pStyle w:val="Ttulo2"/>
       </w:pPr>
-      <w:bookmarkStart w:id="2" w:name="_Toc241225733"/>
+      <w:bookmarkStart w:id="2" w:name="_Toc241242500"/>
       <w:r>
         <w:t>Concepto</w:t>
       </w:r>
@@ -3229,7 +3229,7 @@
       <w:pPr>
         <w:pStyle w:val="Ttulo2"/>
       </w:pPr>
-      <w:bookmarkStart w:id="3" w:name="_Toc241225734"/>
+      <w:bookmarkStart w:id="3" w:name="_Toc241242501"/>
       <w:r>
         <w:t>Tipos</w:t>
       </w:r>
@@ -3597,7 +3597,7 @@
       <w:pPr>
         <w:pStyle w:val="Ttulo2"/>
       </w:pPr>
-      <w:bookmarkStart w:id="4" w:name="_Toc241225735"/>
+      <w:bookmarkStart w:id="4" w:name="_Toc241242502"/>
       <w:r>
         <w:t>Matrices estratégicas</w:t>
       </w:r>
@@ -3831,7 +3831,7 @@
       <w:pPr>
         <w:pStyle w:val="Ttulo2"/>
       </w:pPr>
-      <w:bookmarkStart w:id="5" w:name="_Toc241225736"/>
+      <w:bookmarkStart w:id="5" w:name="_Toc241242503"/>
       <w:r>
         <w:t>Aplicabilidad</w:t>
       </w:r>
@@ -3937,7 +3937,19 @@
     <w:p>
       <w:r>
         <w:lastRenderedPageBreak/>
-        <w:t>A continuación, se invita a ir al siguiente video para ampliar los conocimientos relacionados con estrategias logísticas y su aplicación en organizaciones industriales y servicios fortaleciendo la eficiencia operativa y mejorar el servicio al cliente:</w:t>
+        <w:t xml:space="preserve">A continuación, se </w:t>
+      </w:r>
+      <w:r>
+        <w:t xml:space="preserve">invita a </w:t>
+      </w:r>
+      <w:r>
+        <w:t>consultar e</w:t>
+      </w:r>
+      <w:r>
+        <w:t>l siguiente</w:t>
+      </w:r>
+      <w:r>
+        <w:t xml:space="preserve"> video para ampliar los conocimientos relacionados con estrategias logísticas y su aplicación en organizaciones industriales y servicios fortaleciendo la eficiencia operativa y mejorar el servicio al cliente:</w:t>
       </w:r>
       <w:r>
         <w:t xml:space="preserve"> </w:t>
@@ -3978,7 +3990,19 @@
     </w:p>
     <w:p>
       <w:r>
-        <w:t>A continuación, se invita a ir al siguiente p</w:t>
+        <w:t xml:space="preserve">A continuación, </w:t>
+      </w:r>
+      <w:r>
+        <w:t xml:space="preserve">se invita a </w:t>
+      </w:r>
+      <w:r>
+        <w:t>consultar</w:t>
+      </w:r>
+      <w:r>
+        <w:t xml:space="preserve"> e</w:t>
+      </w:r>
+      <w:r>
+        <w:t>l siguiente p</w:t>
       </w:r>
       <w:r>
         <w:t>ó</w:t>
@@ -4397,7 +4421,7 @@
       <w:pPr>
         <w:pStyle w:val="Ttulo1"/>
       </w:pPr>
-      <w:bookmarkStart w:id="6" w:name="_Toc241225737"/>
+      <w:bookmarkStart w:id="6" w:name="_Toc241242504"/>
       <w:r>
         <w:lastRenderedPageBreak/>
         <w:t>Objetivos logísticos</w:t>
@@ -4416,7 +4440,7 @@
       <w:pPr>
         <w:pStyle w:val="Ttulo2"/>
       </w:pPr>
-      <w:bookmarkStart w:id="7" w:name="_Toc241225738"/>
+      <w:bookmarkStart w:id="7" w:name="_Toc241242505"/>
       <w:r>
         <w:t>Concepto</w:t>
       </w:r>
@@ -4431,7 +4455,7 @@
       <w:pPr>
         <w:pStyle w:val="Ttulo2"/>
       </w:pPr>
-      <w:bookmarkStart w:id="8" w:name="_Toc241225739"/>
+      <w:bookmarkStart w:id="8" w:name="_Toc241242506"/>
       <w:r>
         <w:t>Tipos</w:t>
       </w:r>
@@ -4627,7 +4651,7 @@
       <w:pPr>
         <w:pStyle w:val="Ttulo2"/>
       </w:pPr>
-      <w:bookmarkStart w:id="9" w:name="_Toc241225740"/>
+      <w:bookmarkStart w:id="9" w:name="_Toc241242507"/>
       <w:r>
         <w:t>Diseño</w:t>
       </w:r>
@@ -4810,7 +4834,7 @@
       <w:pPr>
         <w:pStyle w:val="Ttulo2"/>
       </w:pPr>
-      <w:bookmarkStart w:id="10" w:name="_Toc241225741"/>
+      <w:bookmarkStart w:id="10" w:name="_Toc241242508"/>
       <w:r>
         <w:t>Aplicabilidad</w:t>
       </w:r>
@@ -5033,7 +5057,19 @@
       </w:pPr>
       <w:r>
         <w:lastRenderedPageBreak/>
-        <w:t>A continuación, se invita a ir al siguiente video para fortalecer los conocimientos relacionados con política organizacional y logística y su aplicación en empresas industriales, comerciales y de servicios.</w:t>
+        <w:t xml:space="preserve">A continuación, se invita </w:t>
+      </w:r>
+      <w:r>
+        <w:t xml:space="preserve">a </w:t>
+      </w:r>
+      <w:r>
+        <w:t>consultar</w:t>
+      </w:r>
+      <w:r>
+        <w:t xml:space="preserve"> e</w:t>
+      </w:r>
+      <w:r>
+        <w:t>l siguiente video para fortalecer los conocimientos relacionados con política organizacional y logística y su aplicación en empresas industriales, comerciales y de servicios.</w:t>
       </w:r>
       <w:r>
         <w:t xml:space="preserve"> </w:t>
@@ -5092,7 +5128,7 @@
       <w:pPr>
         <w:pStyle w:val="Ttulo1"/>
       </w:pPr>
-      <w:bookmarkStart w:id="11" w:name="_Toc241225742"/>
+      <w:bookmarkStart w:id="11" w:name="_Toc241242509"/>
       <w:r>
         <w:lastRenderedPageBreak/>
         <w:t>Política organizacional y logística</w:t>
@@ -5111,7 +5147,7 @@
       <w:pPr>
         <w:pStyle w:val="Ttulo2"/>
       </w:pPr>
-      <w:bookmarkStart w:id="12" w:name="_Toc241225743"/>
+      <w:bookmarkStart w:id="12" w:name="_Toc241242510"/>
       <w:r>
         <w:t>Concepto</w:t>
       </w:r>
@@ -5131,7 +5167,7 @@
       <w:pPr>
         <w:pStyle w:val="Ttulo2"/>
       </w:pPr>
-      <w:bookmarkStart w:id="13" w:name="_Toc241225744"/>
+      <w:bookmarkStart w:id="13" w:name="_Toc241242511"/>
       <w:r>
         <w:lastRenderedPageBreak/>
         <w:t>Tipos</w:t>
@@ -5315,7 +5351,7 @@
       <w:pPr>
         <w:pStyle w:val="Ttulo2"/>
       </w:pPr>
-      <w:bookmarkStart w:id="14" w:name="_Toc241225745"/>
+      <w:bookmarkStart w:id="14" w:name="_Toc241242512"/>
       <w:r>
         <w:t>Diseño</w:t>
       </w:r>
@@ -5655,7 +5691,7 @@
       <w:pPr>
         <w:pStyle w:val="Ttulo2"/>
       </w:pPr>
-      <w:bookmarkStart w:id="15" w:name="_Toc241225746"/>
+      <w:bookmarkStart w:id="15" w:name="_Toc241242513"/>
       <w:r>
         <w:t>Aplicabilidad</w:t>
       </w:r>
@@ -5725,7 +5761,7 @@
       <w:pPr>
         <w:pStyle w:val="Ttulo1"/>
       </w:pPr>
-      <w:bookmarkStart w:id="16" w:name="_Toc241225747"/>
+      <w:bookmarkStart w:id="16" w:name="_Toc241242514"/>
       <w:r>
         <w:lastRenderedPageBreak/>
         <w:t>Planeación estratégica y logística</w:t>
@@ -5741,7 +5777,7 @@
       <w:pPr>
         <w:pStyle w:val="Ttulo2"/>
       </w:pPr>
-      <w:bookmarkStart w:id="17" w:name="_Toc241225748"/>
+      <w:bookmarkStart w:id="17" w:name="_Toc241242515"/>
       <w:r>
         <w:t>Concepto</w:t>
       </w:r>
@@ -5756,7 +5792,7 @@
       <w:pPr>
         <w:pStyle w:val="Ttulo2"/>
       </w:pPr>
-      <w:bookmarkStart w:id="18" w:name="_Toc241225749"/>
+      <w:bookmarkStart w:id="18" w:name="_Toc241242516"/>
       <w:r>
         <w:t>Tipos de planeación</w:t>
       </w:r>
@@ -5907,7 +5943,7 @@
       <w:pPr>
         <w:pStyle w:val="Ttulo2"/>
       </w:pPr>
-      <w:bookmarkStart w:id="19" w:name="_Toc241225750"/>
+      <w:bookmarkStart w:id="19" w:name="_Toc241242517"/>
       <w:r>
         <w:t>Contingencia estratégica</w:t>
       </w:r>
@@ -6151,7 +6187,7 @@
       <w:pPr>
         <w:pStyle w:val="Ttulo2"/>
       </w:pPr>
-      <w:bookmarkStart w:id="20" w:name="_Toc241225751"/>
+      <w:bookmarkStart w:id="20" w:name="_Toc241242518"/>
       <w:r>
         <w:lastRenderedPageBreak/>
         <w:t>Pasos</w:t>
@@ -6311,7 +6347,19 @@
     </w:p>
     <w:p>
       <w:r>
-        <w:t xml:space="preserve">A continuación, se invita a ir al siguiente video para fortalecer los conocimientos relacionados con planeación estratégica y logística. </w:t>
+        <w:t xml:space="preserve">A continuación, se </w:t>
+      </w:r>
+      <w:r>
+        <w:t xml:space="preserve">invita a </w:t>
+      </w:r>
+      <w:r>
+        <w:t>consultar</w:t>
+      </w:r>
+      <w:r>
+        <w:t xml:space="preserve"> e</w:t>
+      </w:r>
+      <w:r>
+        <w:t xml:space="preserve">l siguiente video para fortalecer los conocimientos relacionados con planeación estratégica y logística. </w:t>
       </w:r>
       <w:hyperlink r:id="rId17" w:history="1">
         <w:r>
@@ -6327,7 +6375,19 @@
     </w:p>
     <w:p>
       <w:r>
-        <w:t>A continuación, se invita a ir al siguiente p</w:t>
+        <w:t xml:space="preserve">A continuación, se </w:t>
+      </w:r>
+      <w:r>
+        <w:t xml:space="preserve">invita a </w:t>
+      </w:r>
+      <w:r>
+        <w:t>consultar</w:t>
+      </w:r>
+      <w:r>
+        <w:t xml:space="preserve"> e</w:t>
+      </w:r>
+      <w:r>
+        <w:t>l siguiente p</w:t>
       </w:r>
       <w:r>
         <w:t>ó</w:t>
@@ -7043,7 +7103,7 @@
       <w:pPr>
         <w:pStyle w:val="Ttulo1"/>
       </w:pPr>
-      <w:bookmarkStart w:id="21" w:name="_Toc241225752"/>
+      <w:bookmarkStart w:id="21" w:name="_Toc241242519"/>
       <w:r>
         <w:lastRenderedPageBreak/>
         <w:t>Presupuestos logísticos</w:t>
@@ -7064,7 +7124,7 @@
       <w:pPr>
         <w:pStyle w:val="Ttulo2"/>
       </w:pPr>
-      <w:bookmarkStart w:id="22" w:name="_Toc241225753"/>
+      <w:bookmarkStart w:id="22" w:name="_Toc241242520"/>
       <w:r>
         <w:t>Concepto</w:t>
       </w:r>
@@ -7079,7 +7139,7 @@
       <w:pPr>
         <w:pStyle w:val="Ttulo2"/>
       </w:pPr>
-      <w:bookmarkStart w:id="23" w:name="_Toc241225754"/>
+      <w:bookmarkStart w:id="23" w:name="_Toc241242521"/>
       <w:r>
         <w:t>Tipos</w:t>
       </w:r>
@@ -7408,7 +7468,7 @@
       <w:pPr>
         <w:pStyle w:val="Ttulo2"/>
       </w:pPr>
-      <w:bookmarkStart w:id="24" w:name="_Toc241225755"/>
+      <w:bookmarkStart w:id="24" w:name="_Toc241242522"/>
       <w:r>
         <w:t>Aplicabilidad</w:t>
       </w:r>
@@ -7499,7 +7559,19 @@
     </w:p>
     <w:p>
       <w:r>
-        <w:t xml:space="preserve">A continuación, se invita a ir al siguiente video para fortalecer los conocimientos relacionados con presupuestos logísticos y su aplicación en organizaciones industriales, comerciales y de servicios. </w:t>
+        <w:t>A continuación, se invit</w:t>
+      </w:r>
+      <w:r>
+        <w:t xml:space="preserve">a a </w:t>
+      </w:r>
+      <w:r>
+        <w:t>consultar e</w:t>
+      </w:r>
+      <w:r>
+        <w:t>l siguiente</w:t>
+      </w:r>
+      <w:r>
+        <w:t xml:space="preserve"> video para fortalecer los conocimientos relacionados con presupuestos logísticos y su aplicación en organizaciones industriales, comerciales y de servicios. </w:t>
       </w:r>
     </w:p>
     <w:p>
@@ -7537,7 +7609,7 @@
       <w:pPr>
         <w:pStyle w:val="Ttulo1"/>
       </w:pPr>
-      <w:bookmarkStart w:id="25" w:name="_Toc241225756"/>
+      <w:bookmarkStart w:id="25" w:name="_Toc241242523"/>
       <w:r>
         <w:lastRenderedPageBreak/>
         <w:t>Desarrollo sostenible y logística</w:t>
@@ -7561,7 +7633,7 @@
       <w:pPr>
         <w:pStyle w:val="Ttulo2"/>
       </w:pPr>
-      <w:bookmarkStart w:id="26" w:name="_Toc241225757"/>
+      <w:bookmarkStart w:id="26" w:name="_Toc241242524"/>
       <w:r>
         <w:t>Políticas sostenibles</w:t>
       </w:r>
@@ -7903,7 +7975,7 @@
       <w:pPr>
         <w:pStyle w:val="Ttulo2"/>
       </w:pPr>
-      <w:bookmarkStart w:id="27" w:name="_Toc241225758"/>
+      <w:bookmarkStart w:id="27" w:name="_Toc241242525"/>
       <w:r>
         <w:t>Ejecución</w:t>
       </w:r>
@@ -7984,7 +8056,19 @@
     <w:p>
       <w:r>
         <w:lastRenderedPageBreak/>
-        <w:t>A continuación, se invita a ir al siguiente video para fortalecer los conocimientos relacionados con el desarrollo sostenible y logística:</w:t>
+        <w:t xml:space="preserve">A continuación, se </w:t>
+      </w:r>
+      <w:r>
+        <w:t xml:space="preserve">invita a </w:t>
+      </w:r>
+      <w:r>
+        <w:t>consultar</w:t>
+      </w:r>
+      <w:r>
+        <w:t xml:space="preserve"> e</w:t>
+      </w:r>
+      <w:r>
+        <w:t>l siguiente video para fortalecer los conocimientos relacionados con el desarrollo sostenible y logística:</w:t>
       </w:r>
     </w:p>
     <w:p>
@@ -8032,7 +8116,7 @@
       <w:pPr>
         <w:pStyle w:val="Ttulo1"/>
       </w:pPr>
-      <w:bookmarkStart w:id="28" w:name="_Toc241225759"/>
+      <w:bookmarkStart w:id="28" w:name="_Toc241242526"/>
       <w:r>
         <w:lastRenderedPageBreak/>
         <w:t>Normatividad logística</w:t>
@@ -8059,7 +8143,7 @@
       <w:pPr>
         <w:pStyle w:val="Ttulo2"/>
       </w:pPr>
-      <w:bookmarkStart w:id="29" w:name="_Toc241225760"/>
+      <w:bookmarkStart w:id="29" w:name="_Toc241242527"/>
       <w:r>
         <w:t>Normatividad vigente</w:t>
       </w:r>
@@ -8458,6 +8542,7 @@
               <w:spacing w:line="360" w:lineRule="auto"/>
             </w:pPr>
             <w:r>
+              <w:lastRenderedPageBreak/>
               <w:t>Decreto 1165 de 2019</w:t>
             </w:r>
           </w:p>
@@ -8729,7 +8814,7 @@
       <w:pPr>
         <w:pStyle w:val="Ttulo2"/>
       </w:pPr>
-      <w:bookmarkStart w:id="30" w:name="_Toc241225761"/>
+      <w:bookmarkStart w:id="30" w:name="_Toc241242528"/>
       <w:r>
         <w:t>Aplicabilidad</w:t>
       </w:r>
@@ -9212,7 +9297,19 @@
     </w:p>
     <w:p>
       <w:r>
-        <w:t>A continuación, se invita a ir al siguiente video para fortalecer los conocimientos relacionados con normatividad logística y su aplicación en las organizaciones.</w:t>
+        <w:t xml:space="preserve">A continuación, se invita </w:t>
+      </w:r>
+      <w:r>
+        <w:t xml:space="preserve">a </w:t>
+      </w:r>
+      <w:r>
+        <w:t>consultar</w:t>
+      </w:r>
+      <w:r>
+        <w:t xml:space="preserve"> e</w:t>
+      </w:r>
+      <w:r>
+        <w:t>l siguiente video para fortalecer los conocimientos relacionados con normatividad logística y su aplicación en las organizaciones.</w:t>
       </w:r>
     </w:p>
     <w:p>
@@ -9290,6 +9387,7 @@
         <w:ind w:firstLine="0"/>
       </w:pPr>
       <w:r>
+        <w:lastRenderedPageBreak/>
         <w:br w:type="page"/>
       </w:r>
     </w:p>
@@ -9297,7 +9395,7 @@
       <w:pPr>
         <w:pStyle w:val="Ttulo1"/>
       </w:pPr>
-      <w:bookmarkStart w:id="31" w:name="_Toc241225762"/>
+      <w:bookmarkStart w:id="31" w:name="_Toc241242529"/>
       <w:r>
         <w:lastRenderedPageBreak/>
         <w:t>Ejemplo caso empresarial</w:t>
@@ -9348,7 +9446,19 @@
     </w:p>
     <w:p>
       <w:r>
-        <w:t>A continuación, se invita a ir al siguiente video para fortalecer los conocimientos relacionados con casos donde las organizaciones requieren formular y verificar estrategias logísticas orientadas al fortalecimiento de la competitividad, optimización de recursos y mejoramiento del nivel de servicio al cliente:</w:t>
+        <w:t xml:space="preserve">A continuación, se </w:t>
+      </w:r>
+      <w:r>
+        <w:t xml:space="preserve">invita a </w:t>
+      </w:r>
+      <w:r>
+        <w:t>consultar e</w:t>
+      </w:r>
+      <w:r>
+        <w:t>l</w:t>
+      </w:r>
+      <w:r>
+        <w:t xml:space="preserve"> siguiente video para fortalecer los conocimientos relacionados con casos donde las organizaciones requieren formular y verificar estrategias logísticas orientadas al fortalecimiento de la competitividad, optimización de recursos y mejoramiento del nivel de servicio al cliente:</w:t>
       </w:r>
     </w:p>
     <w:p>
@@ -9373,7 +9483,7 @@
           <w:u w:val="single"/>
         </w:rPr>
       </w:pPr>
-      <w:bookmarkStart w:id="32" w:name="_Toc241225763"/>
+      <w:bookmarkStart w:id="32" w:name="_Toc241242530"/>
       <w:r>
         <w:lastRenderedPageBreak/>
         <w:t>Síntesis</w:t>
@@ -9468,7 +9578,7 @@
       <w:pPr>
         <w:pStyle w:val="Titulosgenerales"/>
       </w:pPr>
-      <w:bookmarkStart w:id="33" w:name="_Toc241225764"/>
+      <w:bookmarkStart w:id="33" w:name="_Toc241242531"/>
       <w:r>
         <w:lastRenderedPageBreak/>
         <w:t>Glosario</w:t>
@@ -9715,7 +9825,7 @@
       <w:pPr>
         <w:pStyle w:val="Titulosgenerales"/>
       </w:pPr>
-      <w:bookmarkStart w:id="34" w:name="_Toc241225765"/>
+      <w:bookmarkStart w:id="34" w:name="_Toc241242532"/>
       <w:r>
         <w:lastRenderedPageBreak/>
         <w:t>Referencias bibliográficas</w:t>
@@ -9849,7 +9959,7 @@
       <w:pPr>
         <w:pStyle w:val="Titulosgenerales"/>
       </w:pPr>
-      <w:bookmarkStart w:id="35" w:name="_Toc241225766"/>
+      <w:bookmarkStart w:id="35" w:name="_Toc241242533"/>
       <w:r>
         <w:lastRenderedPageBreak/>
         <w:t>Créditos</w:t>
@@ -15362,6 +15472,10 @@
 </file>
 
 <file path=customXml/item1.xml><?xml version="1.0" encoding="utf-8"?>
+<b:Sources xmlns:b="http://schemas.openxmlformats.org/officeDocument/2006/bibliography" xmlns="http://schemas.openxmlformats.org/officeDocument/2006/bibliography" SelectedStyle="\APASixthEditionOfficeOnline.xsl" StyleName="APA" Version="6"/>
+</file>
+
+<file path=customXml/item2.xml><?xml version="1.0" encoding="utf-8"?>
 <?mso-contentType ?>
 <FormTemplates xmlns="http://schemas.microsoft.com/sharepoint/v3/contenttype/forms">
   <Display>DocumentLibraryForm</Display>
@@ -15370,11 +15484,18 @@
 </FormTemplates>
 </file>
 
-<file path=customXml/item2.xml><?xml version="1.0" encoding="utf-8"?>
-<b:Sources xmlns:b="http://schemas.openxmlformats.org/officeDocument/2006/bibliography" xmlns="http://schemas.openxmlformats.org/officeDocument/2006/bibliography" SelectedStyle="\APASixthEditionOfficeOnline.xsl" StyleName="APA" Version="6"/>
+<file path=customXml/item3.xml><?xml version="1.0" encoding="utf-8"?>
+<p:properties xmlns:p="http://schemas.microsoft.com/office/2006/metadata/properties" xmlns:xsi="http://www.w3.org/2001/XMLSchema-instance" xmlns:pc="http://schemas.microsoft.com/office/infopath/2007/PartnerControls">
+  <documentManagement>
+    <TaxCatchAll xmlns="67a0edcd-0de5-43ed-8c27-e32f38a00c91" xsi:nil="true"/>
+    <lcf76f155ced4ddcb4097134ff3c332f xmlns="42760c81-fd8e-4d59-8953-7cdb9f38b14f">
+      <Terms xmlns="http://schemas.microsoft.com/office/infopath/2007/PartnerControls"/>
+    </lcf76f155ced4ddcb4097134ff3c332f>
+  </documentManagement>
+</p:properties>
 </file>
 
-<file path=customXml/item3.xml><?xml version="1.0" encoding="utf-8"?>
+<file path=customXml/item4.xml><?xml version="1.0" encoding="utf-8"?>
 <ct:contentTypeSchema xmlns:ct="http://schemas.microsoft.com/office/2006/metadata/contentType" xmlns:ma="http://schemas.microsoft.com/office/2006/metadata/properties/metaAttributes" ct:_="" ma:_="" ma:contentTypeName="Documento" ma:contentTypeID="0x01010005252A1EF3BD024F856B47B579AB5244" ma:contentTypeVersion="13" ma:contentTypeDescription="Crear nuevo documento." ma:contentTypeScope="" ma:versionID="ddfaac56a287547bce89452cd31c5884">
   <xsd:schema xmlns:xsd="http://www.w3.org/2001/XMLSchema" xmlns:xs="http://www.w3.org/2001/XMLSchema" xmlns:p="http://schemas.microsoft.com/office/2006/metadata/properties" xmlns:ns2="42760c81-fd8e-4d59-8953-7cdb9f38b14f" xmlns:ns3="67a0edcd-0de5-43ed-8c27-e32f38a00c91" targetNamespace="http://schemas.microsoft.com/office/2006/metadata/properties" ma:root="true" ma:fieldsID="5ac878f7c8dbf4633d03f1982e859186" ns2:_="" ns3:_="">
     <xsd:import namespace="42760c81-fd8e-4d59-8953-7cdb9f38b14f"/>
@@ -15581,18 +15702,15 @@
 </ct:contentTypeSchema>
 </file>
 
-<file path=customXml/item4.xml><?xml version="1.0" encoding="utf-8"?>
-<p:properties xmlns:p="http://schemas.microsoft.com/office/2006/metadata/properties" xmlns:xsi="http://www.w3.org/2001/XMLSchema-instance" xmlns:pc="http://schemas.microsoft.com/office/infopath/2007/PartnerControls">
-  <documentManagement>
-    <TaxCatchAll xmlns="67a0edcd-0de5-43ed-8c27-e32f38a00c91" xsi:nil="true"/>
-    <lcf76f155ced4ddcb4097134ff3c332f xmlns="42760c81-fd8e-4d59-8953-7cdb9f38b14f">
-      <Terms xmlns="http://schemas.microsoft.com/office/infopath/2007/PartnerControls"/>
-    </lcf76f155ced4ddcb4097134ff3c332f>
-  </documentManagement>
-</p:properties>
+<file path=customXml/itemProps1.xml><?xml version="1.0" encoding="utf-8"?>
+<ds:datastoreItem xmlns:ds="http://schemas.openxmlformats.org/officeDocument/2006/customXml" ds:itemID="{EAE431FD-7059-4C09-804B-C9D69EB7B213}">
+  <ds:schemaRefs>
+    <ds:schemaRef ds:uri="http://schemas.openxmlformats.org/officeDocument/2006/bibliography"/>
+  </ds:schemaRefs>
+</ds:datastoreItem>
 </file>
 
-<file path=customXml/itemProps1.xml><?xml version="1.0" encoding="utf-8"?>
+<file path=customXml/itemProps2.xml><?xml version="1.0" encoding="utf-8"?>
 <ds:datastoreItem xmlns:ds="http://schemas.openxmlformats.org/officeDocument/2006/customXml" ds:itemID="{10663269-2064-4804-8290-36D4A57F5557}">
   <ds:schemaRefs>
     <ds:schemaRef ds:uri="http://schemas.microsoft.com/sharepoint/v3/contenttype/forms"/>
@@ -15600,19 +15718,7 @@
 </ds:datastoreItem>
 </file>
 
-<file path=customXml/itemProps2.xml><?xml version="1.0" encoding="utf-8"?>
-<ds:datastoreItem xmlns:ds="http://schemas.openxmlformats.org/officeDocument/2006/customXml" ds:itemID="{EAE431FD-7059-4C09-804B-C9D69EB7B213}">
-  <ds:schemaRefs>
-    <ds:schemaRef ds:uri="http://schemas.openxmlformats.org/officeDocument/2006/bibliography"/>
-  </ds:schemaRefs>
-</ds:datastoreItem>
-</file>
-
 <file path=customXml/itemProps3.xml><?xml version="1.0" encoding="utf-8"?>
-<ds:datastoreItem xmlns:ds="http://schemas.openxmlformats.org/officeDocument/2006/customXml" ds:itemID="{1F626B3E-E0D8-4053-98B1-187E60810ECC}"/>
-</file>
-
-<file path=customXml/itemProps4.xml><?xml version="1.0" encoding="utf-8"?>
 <ds:datastoreItem xmlns:ds="http://schemas.openxmlformats.org/officeDocument/2006/customXml" ds:itemID="{1279454D-02BE-4A9C-A117-DCD1573E2608}">
   <ds:schemaRefs>
     <ds:schemaRef ds:uri="http://schemas.microsoft.com/office/2006/metadata/properties"/>
@@ -15621,4 +15727,8 @@
     <ds:schemaRef ds:uri="13c93bba-48ce-428c-bfe5-88b42c19b028"/>
   </ds:schemaRefs>
 </ds:datastoreItem>
+</file>
+
+<file path=customXml/itemProps4.xml><?xml version="1.0" encoding="utf-8"?>
+<ds:datastoreItem xmlns:ds="http://schemas.openxmlformats.org/officeDocument/2006/customXml" ds:itemID="{1301B9F1-35FA-45DE-BEC2-7E5AD2839166}"/>
 </file>
--- a/fuentes/12150014_CF02_CFA.docx
+++ b/fuentes/12150014_CF02_CFA.docx
@@ -1,6 +1,6 @@
 
 <file path=word/document.xml><?xml version="1.0" encoding="utf-8"?>
-<w:document xmlns:wpc="http://schemas.microsoft.com/office/word/2010/wordprocessingCanvas" xmlns:cx="http://schemas.microsoft.com/office/drawing/2014/chartex" xmlns:cx1="http://schemas.microsoft.com/office/drawing/2015/9/8/chartex" xmlns:cx2="http://schemas.microsoft.com/office/drawing/2015/10/21/chartex" xmlns:cx3="http://schemas.microsoft.com/office/drawing/2016/5/9/chartex" xmlns:cx4="http://schemas.microsoft.com/office/drawing/2016/5/10/chartex" xmlns:cx5="http://schemas.microsoft.com/office/drawing/2016/5/11/chartex" xmlns:cx6="http://schemas.microsoft.com/office/drawing/2016/5/12/chartex" xmlns:cx7="http://schemas.microsoft.com/office/drawing/2016/5/13/chartex" xmlns:cx8="http://schemas.microsoft.com/office/drawing/2016/5/14/chartex" xmlns:mc="http://schemas.openxmlformats.org/markup-compatibility/2006" xmlns:aink="http://schemas.microsoft.com/office/drawing/2016/ink" xmlns:am3d="http://schemas.microsoft.com/office/drawing/2017/model3d" xmlns:o="urn:schemas-microsoft-com:office:office" xmlns:oel="http://schemas.microsoft.com/office/2019/extlst" xmlns:r="http://schemas.openxmlformats.org/officeDocument/2006/relationships" xmlns:m="http://schemas.openxmlformats.org/officeDocument/2006/math" xmlns:v="urn:schemas-microsoft-com:vml" xmlns:wp14="http://schemas.microsoft.com/office/word/2010/wordprocessingDrawing" xmlns:wp="http://schemas.openxmlformats.org/drawingml/2006/wordprocessingDrawing" xmlns:w10="urn:schemas-microsoft-com:office:word" xmlns:w="http://schemas.openxmlformats.org/wordprocessingml/2006/main" xmlns:w14="http://schemas.microsoft.com/office/word/2010/wordml" xmlns:w15="http://schemas.microsoft.com/office/word/2012/wordml" xmlns:w16cex="http://schemas.microsoft.com/office/word/2018/wordml/cex" xmlns:w16cid="http://schemas.microsoft.com/office/word/2016/wordml/cid" xmlns:w16="http://schemas.microsoft.com/office/word/2018/wordml" xmlns:w16du="http://schemas.microsoft.com/office/word/2023/wordml/word16du" xmlns:w16sdtdh="http://schemas.microsoft.com/office/word/2020/wordml/sdtdatahash" xmlns:w16sdtfl="http://schemas.microsoft.com/office/word/2024/wordml/sdtformatlock" xmlns:w16se="http://schemas.microsoft.com/office/word/2015/wordml/symex" xmlns:wpg="http://schemas.microsoft.com/office/word/2010/wordprocessingGroup" xmlns:wpi="http://schemas.microsoft.com/office/word/2010/wordprocessingInk" xmlns:wne="http://schemas.microsoft.com/office/word/2006/wordml" xmlns:wps="http://schemas.microsoft.com/office/word/2010/wordprocessingShape" mc:Ignorable="w14 w15 w16se w16cid w16 w16cex w16sdtdh w16sdtfl w16du wp14">
+<w:document xmlns:wpc="http://schemas.microsoft.com/office/word/2010/wordprocessingCanvas" xmlns:cx="http://schemas.microsoft.com/office/drawing/2014/chartex" xmlns:cx1="http://schemas.microsoft.com/office/drawing/2015/9/8/chartex" xmlns:cx2="http://schemas.microsoft.com/office/drawing/2015/10/21/chartex" xmlns:cx3="http://schemas.microsoft.com/office/drawing/2016/5/9/chartex" xmlns:cx4="http://schemas.microsoft.com/office/drawing/2016/5/10/chartex" xmlns:cx5="http://schemas.microsoft.com/office/drawing/2016/5/11/chartex" xmlns:cx6="http://schemas.microsoft.com/office/drawing/2016/5/12/chartex" xmlns:cx7="http://schemas.microsoft.com/office/drawing/2016/5/13/chartex" xmlns:cx8="http://schemas.microsoft.com/office/drawing/2016/5/14/chartex" xmlns:mc="http://schemas.openxmlformats.org/markup-compatibility/2006" xmlns:aink="http://schemas.microsoft.com/office/drawing/2016/ink" xmlns:am3d="http://schemas.microsoft.com/office/drawing/2017/model3d" xmlns:o="urn:schemas-microsoft-com:office:office" xmlns:r="http://schemas.openxmlformats.org/officeDocument/2006/relationships" xmlns:m="http://schemas.openxmlformats.org/officeDocument/2006/math" xmlns:v="urn:schemas-microsoft-com:vml" xmlns:wp14="http://schemas.microsoft.com/office/word/2010/wordprocessingDrawing" xmlns:wp="http://schemas.openxmlformats.org/drawingml/2006/wordprocessingDrawing" xmlns:w10="urn:schemas-microsoft-com:office:word" xmlns:w="http://schemas.openxmlformats.org/wordprocessingml/2006/main" xmlns:w14="http://schemas.microsoft.com/office/word/2010/wordml" xmlns:w15="http://schemas.microsoft.com/office/word/2012/wordml" xmlns:w16cex="http://schemas.microsoft.com/office/word/2018/wordml/cex" xmlns:w16cid="http://schemas.microsoft.com/office/word/2016/wordml/cid" xmlns:w16="http://schemas.microsoft.com/office/word/2018/wordml" xmlns:w16sdtdh="http://schemas.microsoft.com/office/word/2020/wordml/sdtdatahash" xmlns:w16se="http://schemas.microsoft.com/office/word/2015/wordml/symex" xmlns:wpg="http://schemas.microsoft.com/office/word/2010/wordprocessingGroup" xmlns:wpi="http://schemas.microsoft.com/office/word/2010/wordprocessingInk" xmlns:wne="http://schemas.microsoft.com/office/word/2006/wordml" xmlns:wps="http://schemas.microsoft.com/office/word/2010/wordprocessingShape" mc:Ignorable="w14 w15 w16se w16cid w16 w16cex w16sdtdh wp14">
   <w:body>
     <w:p>
       <w:pPr>
@@ -205,7 +205,7 @@
               </wp:anchor>
             </w:drawing>
           </mc:Choice>
-          <mc:Fallback xmlns:w16cei="http://schemas.microsoft.com/office/word/2026/wordml/cei">
+          <mc:Fallback xmlns:w16cei="http://schemas.microsoft.com/office/word/2026/wordml/cei" xmlns:w16sdtfl="http://schemas.microsoft.com/office/word/2024/wordml/sdtformatlock" xmlns:w16du="http://schemas.microsoft.com/office/word/2023/wordml/word16du" xmlns:oel="http://schemas.microsoft.com/office/2019/extlst">
             <w:pict>
               <v:rect w14:anchorId="4C256C62" id="Rectángulo 3" o:spid="_x0000_s1026" alt="&quot;&quot;" style="position:absolute;margin-left:-55.95pt;margin-top:26.4pt;width:613.85pt;height:164.25pt;z-index:-251655168;visibility:visible;mso-wrap-style:square;mso-height-percent:0;mso-wrap-distance-left:9pt;mso-wrap-distance-top:0;mso-wrap-distance-right:9pt;mso-wrap-distance-bottom:0;mso-position-horizontal:absolute;mso-position-horizontal-relative:text;mso-position-vertical:absolute;mso-position-vertical-relative:text;mso-height-percent:0;mso-height-relative:margin;v-text-anchor:middle" o:gfxdata="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" fillcolor="#00314d" stroked="f" strokeweight="1pt"/>
             </w:pict>
@@ -318,7 +318,7 @@
                 <v:stroke joinstyle="miter"/>
                 <v:path gradientshapeok="t" o:connecttype="rect"/>
               </v:shapetype>
-              <v:shape id="Cuadro de texto 2" o:spid="_x0000_s1026" type="#_x0000_t202" alt="&quot;&quot;" style="position:absolute;left:0;text-align:left;margin-left:-25.2pt;margin-top:21.9pt;width:549pt;height:102.95pt;z-index:251663360;visibility:visible;mso-wrap-style:square;mso-width-percent:0;mso-height-percent:0;mso-wrap-distance-left:9pt;mso-wrap-distance-top:3.6pt;mso-wrap-distance-right:9pt;mso-wrap-distance-bottom:3.6pt;mso-position-horizontal:absolute;mso-position-horizontal-relative:margin;mso-position-vertical:absolute;mso-position-vertical-relative:text;mso-width-percent:0;mso-height-percent:0;mso-width-relative:margin;mso-height-relative:margin;v-text-anchor:top" o:gfxdata="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" filled="f" stroked="f">
+              <v:shape id="Cuadro de texto 2" o:spid="_x0000_s1026" type="#_x0000_t202" alt="&quot;&quot;" style="position:absolute;left:0;text-align:left;margin-left:-25.2pt;margin-top:21.9pt;width:549pt;height:102.95pt;z-index:251663360;visibility:visible;mso-wrap-style:square;mso-width-percent:0;mso-height-percent:0;mso-wrap-distance-left:9pt;mso-wrap-distance-top:3.6pt;mso-wrap-distance-right:9pt;mso-wrap-distance-bottom:3.6pt;mso-position-horizontal:absolute;mso-position-horizontal-relative:margin;mso-position-vertical:absolute;mso-position-vertical-relative:text;mso-width-percent:0;mso-height-percent:0;mso-width-relative:margin;mso-height-relative:margin;v-text-anchor:top" o:gfxdata="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" filled="f" stroked="f">
                 <v:textbox>
                   <w:txbxContent>
                     <w:p>
@@ -510,6 +510,7 @@
           <w:docPartUnique/>
         </w:docPartObj>
       </w:sdtPr>
+      <w:sdtEndPr/>
       <w:sdtContent>
         <w:p>
           <w:pPr>
@@ -3149,7 +3150,24 @@
     </w:p>
     <w:p>
       <w:r>
-        <w:t>El componente formativo Formulación y verificación de estrategias logísticas aborda el estudio de las estrategias aplicadas a los procesos de aprovisionamiento, distribución y servicio al cliente dentro de las organizaciones. En un entorno empresarial dinámico y competitivo, las empresas requieren formular estrategias alineadas con sus objetivos corporativos, necesidades del mercado y políticas organizacionales para fortalecer la eficiencia operativa y el nivel de servicio.</w:t>
+        <w:t xml:space="preserve">El componente formativo </w:t>
+      </w:r>
+      <w:r>
+        <w:rPr>
+          <w:b/>
+          <w:bCs/>
+        </w:rPr>
+        <w:t>f</w:t>
+      </w:r>
+      <w:r>
+        <w:rPr>
+          <w:b/>
+          <w:bCs/>
+        </w:rPr>
+        <w:t>ormulación y verificación de estrategias logísticas</w:t>
+      </w:r>
+      <w:r>
+        <w:t xml:space="preserve"> aborda el estudio de las estrategias aplicadas a los procesos de aprovisionamiento, distribución y servicio al cliente dentro de las organizaciones. En un entorno empresarial dinámico y competitivo, las empresas requieren formular estrategias alineadas con sus objetivos corporativos, necesidades del mercado y políticas organizacionales para fortalecer la eficiencia operativa y el nivel de servicio.</w:t>
       </w:r>
     </w:p>
     <w:p>
@@ -5099,7 +5117,13 @@
         <w:t>Páginas</w:t>
       </w:r>
       <w:r>
-        <w:t xml:space="preserve"> 34-35.</w:t>
+        <w:t xml:space="preserve"> 3</w:t>
+      </w:r>
+      <w:r>
+        <w:t>1</w:t>
+      </w:r>
+      <w:r>
+        <w:t>.</w:t>
       </w:r>
     </w:p>
     <w:p>
@@ -5740,10 +5764,21 @@
         </w:rPr>
         <w:t>Lectura sugerida:</w:t>
       </w:r>
-    </w:p>
-    <w:p>
-      <w:r>
-        <w:t>Se invita al aprendiz a profundizar en política organizacional y logística, a través del siguiente artículo:</w:t>
+      <w:r>
+        <w:rPr>
+          <w:b/>
+          <w:bCs/>
+        </w:rPr>
+        <w:t xml:space="preserve"> </w:t>
+      </w:r>
+      <w:r>
+        <w:t xml:space="preserve">Se invita al aprendiz a profundizar en </w:t>
+      </w:r>
+      <w:r>
+        <w:t>la logística integral - su importancia en las empresas</w:t>
+      </w:r>
+      <w:r>
+        <w:t>, a través del siguiente artículo:</w:t>
       </w:r>
       <w:r>
         <w:t xml:space="preserve"> </w:t>
@@ -7589,7 +7624,28 @@
     </w:p>
     <w:p>
       <w:r>
-        <w:t>Se invita al aprendiz a profundizar en presupuestos logísticos, a través del siguiente artículo:</w:t>
+        <w:t xml:space="preserve">Se invita al aprendiz a profundizar en </w:t>
+      </w:r>
+      <w:r>
+        <w:t>el i</w:t>
+      </w:r>
+      <w:r>
+        <w:t>mpacto de</w:t>
+      </w:r>
+      <w:r>
+        <w:t xml:space="preserve"> </w:t>
+      </w:r>
+      <w:r>
+        <w:t>la tecnología</w:t>
+      </w:r>
+      <w:r>
+        <w:t xml:space="preserve"> </w:t>
+      </w:r>
+      <w:r>
+        <w:t>en la industria logística</w:t>
+      </w:r>
+      <w:r>
+        <w:t>, a través del siguiente artículo:</w:t>
       </w:r>
     </w:p>
     <w:p>
@@ -8542,7 +8598,6 @@
               <w:spacing w:line="360" w:lineRule="auto"/>
             </w:pPr>
             <w:r>
-              <w:lastRenderedPageBreak/>
               <w:t>Decreto 1165 de 2019</w:t>
             </w:r>
           </w:p>
@@ -9505,7 +9560,32 @@
           <w:noProof/>
           <w:lang w:eastAsia="es-CO"/>
         </w:rPr>
-        <w:t>El componente formativo Formulación y verificación de estrategias logísticas aborda la formulación y verificación de estrategias logísticas desde una perspectiva integral, articulando herramientas para analizar, planificar y orientar decisiones dentro de la cadena de suministro. Comprende la caracterización y aplicación de alternativas estratégicas, el establecimiento de objetivos medibles y la construcción de políticas coherentes con las prioridades organizacionales. Asimismo, incorpora distintos niveles de planeación, contingencias y procedimientos para estructurar acciones frente a condiciones previstas e imprevistas. El manejo presupuestal permite proyectar recursos, controlar costos y valorar la viabilidad de las decisiones planteadas. A su vez, se integran criterios de sostenibilidad para promover operaciones responsables y eficientes, junto con referentes normativos que respaldan su cumplimiento. Finalmente, mediante un caso empresarial, se articulan los conocimientos desarrollados para analizar situaciones, seleccionar alternativas, ejecutar acciones y verificar resultados en contextos logísticos reales.</w:t>
+        <w:t xml:space="preserve">El componente formativo </w:t>
+      </w:r>
+      <w:r>
+        <w:rPr>
+          <w:b/>
+          <w:bCs/>
+          <w:noProof/>
+          <w:lang w:eastAsia="es-CO"/>
+        </w:rPr>
+        <w:t>f</w:t>
+      </w:r>
+      <w:r>
+        <w:rPr>
+          <w:b/>
+          <w:bCs/>
+          <w:noProof/>
+          <w:lang w:eastAsia="es-CO"/>
+        </w:rPr>
+        <w:t>ormulación y verificación de estrategias logísticas</w:t>
+      </w:r>
+      <w:r>
+        <w:rPr>
+          <w:noProof/>
+          <w:lang w:eastAsia="es-CO"/>
+        </w:rPr>
+        <w:t xml:space="preserve"> aborda la formulación y verificación de estrategias logísticas desde una perspectiva integral, articulando herramientas para analizar, planificar y orientar decisiones dentro de la cadena de suministro. Comprende la caracterización y aplicación de alternativas estratégicas, el establecimiento de objetivos medibles y la construcción de políticas coherentes con las prioridades organizacionales. Asimismo, incorpora distintos niveles de planeación, contingencias y procedimientos para estructurar acciones frente a condiciones previstas e imprevistas. El manejo presupuestal permite proyectar recursos, controlar costos y valorar la viabilidad de las decisiones planteadas. A su vez, se integran criterios de sostenibilidad para promover operaciones responsables y eficientes, junto con referentes normativos que respaldan su cumplimiento. Finalmente, mediante un caso empresarial, se articulan los conocimientos desarrollados para analizar situaciones, seleccionar alternativas, ejecutar acciones y verificar resultados en contextos logísticos reales.</w:t>
       </w:r>
     </w:p>
     <w:p>
@@ -10765,7 +10845,7 @@
 </file>
 
 <file path=word/endnotes.xml><?xml version="1.0" encoding="utf-8"?>
-<w:endnotes xmlns:wpc="http://schemas.microsoft.com/office/word/2010/wordprocessingCanvas" xmlns:cx="http://schemas.microsoft.com/office/drawing/2014/chartex" xmlns:cx1="http://schemas.microsoft.com/office/drawing/2015/9/8/chartex" xmlns:cx2="http://schemas.microsoft.com/office/drawing/2015/10/21/chartex" xmlns:cx3="http://schemas.microsoft.com/office/drawing/2016/5/9/chartex" xmlns:cx4="http://schemas.microsoft.com/office/drawing/2016/5/10/chartex" xmlns:cx5="http://schemas.microsoft.com/office/drawing/2016/5/11/chartex" xmlns:cx6="http://schemas.microsoft.com/office/drawing/2016/5/12/chartex" xmlns:cx7="http://schemas.microsoft.com/office/drawing/2016/5/13/chartex" xmlns:cx8="http://schemas.microsoft.com/office/drawing/2016/5/14/chartex" xmlns:mc="http://schemas.openxmlformats.org/markup-compatibility/2006" xmlns:aink="http://schemas.microsoft.com/office/drawing/2016/ink" xmlns:am3d="http://schemas.microsoft.com/office/drawing/2017/model3d" xmlns:o="urn:schemas-microsoft-com:office:office" xmlns:oel="http://schemas.microsoft.com/office/2019/extlst" xmlns:r="http://schemas.openxmlformats.org/officeDocument/2006/relationships" xmlns:m="http://schemas.openxmlformats.org/officeDocument/2006/math" xmlns:v="urn:schemas-microsoft-com:vml" xmlns:wp14="http://schemas.microsoft.com/office/word/2010/wordprocessingDrawing" xmlns:wp="http://schemas.openxmlformats.org/drawingml/2006/wordprocessingDrawing" xmlns:w10="urn:schemas-microsoft-com:office:word" xmlns:w="http://schemas.openxmlformats.org/wordprocessingml/2006/main" xmlns:w14="http://schemas.microsoft.com/office/word/2010/wordml" xmlns:w15="http://schemas.microsoft.com/office/word/2012/wordml" xmlns:w16cex="http://schemas.microsoft.com/office/word/2018/wordml/cex" xmlns:w16cid="http://schemas.microsoft.com/office/word/2016/wordml/cid" xmlns:w16="http://schemas.microsoft.com/office/word/2018/wordml" xmlns:w16du="http://schemas.microsoft.com/office/word/2023/wordml/word16du" xmlns:w16sdtdh="http://schemas.microsoft.com/office/word/2020/wordml/sdtdatahash" xmlns:w16sdtfl="http://schemas.microsoft.com/office/word/2024/wordml/sdtformatlock" xmlns:w16se="http://schemas.microsoft.com/office/word/2015/wordml/symex" xmlns:wpg="http://schemas.microsoft.com/office/word/2010/wordprocessingGroup" xmlns:wpi="http://schemas.microsoft.com/office/word/2010/wordprocessingInk" xmlns:wne="http://schemas.microsoft.com/office/word/2006/wordml" xmlns:wps="http://schemas.microsoft.com/office/word/2010/wordprocessingShape" mc:Ignorable="w14 w15 w16se w16cid w16 w16cex w16sdtdh w16sdtfl w16du wp14">
+<w:endnotes xmlns:wpc="http://schemas.microsoft.com/office/word/2010/wordprocessingCanvas" xmlns:cx="http://schemas.microsoft.com/office/drawing/2014/chartex" xmlns:cx1="http://schemas.microsoft.com/office/drawing/2015/9/8/chartex" xmlns:cx2="http://schemas.microsoft.com/office/drawing/2015/10/21/chartex" xmlns:cx3="http://schemas.microsoft.com/office/drawing/2016/5/9/chartex" xmlns:cx4="http://schemas.microsoft.com/office/drawing/2016/5/10/chartex" xmlns:cx5="http://schemas.microsoft.com/office/drawing/2016/5/11/chartex" xmlns:cx6="http://schemas.microsoft.com/office/drawing/2016/5/12/chartex" xmlns:cx7="http://schemas.microsoft.com/office/drawing/2016/5/13/chartex" xmlns:cx8="http://schemas.microsoft.com/office/drawing/2016/5/14/chartex" xmlns:mc="http://schemas.openxmlformats.org/markup-compatibility/2006" xmlns:aink="http://schemas.microsoft.com/office/drawing/2016/ink" xmlns:am3d="http://schemas.microsoft.com/office/drawing/2017/model3d" xmlns:o="urn:schemas-microsoft-com:office:office" xmlns:r="http://schemas.openxmlformats.org/officeDocument/2006/relationships" xmlns:m="http://schemas.openxmlformats.org/officeDocument/2006/math" xmlns:v="urn:schemas-microsoft-com:vml" xmlns:wp14="http://schemas.microsoft.com/office/word/2010/wordprocessingDrawing" xmlns:wp="http://schemas.openxmlformats.org/drawingml/2006/wordprocessingDrawing" xmlns:w10="urn:schemas-microsoft-com:office:word" xmlns:w="http://schemas.openxmlformats.org/wordprocessingml/2006/main" xmlns:w14="http://schemas.microsoft.com/office/word/2010/wordml" xmlns:w15="http://schemas.microsoft.com/office/word/2012/wordml" xmlns:w16cex="http://schemas.microsoft.com/office/word/2018/wordml/cex" xmlns:w16cid="http://schemas.microsoft.com/office/word/2016/wordml/cid" xmlns:w16="http://schemas.microsoft.com/office/word/2018/wordml" xmlns:w16sdtdh="http://schemas.microsoft.com/office/word/2020/wordml/sdtdatahash" xmlns:w16se="http://schemas.microsoft.com/office/word/2015/wordml/symex" xmlns:wpg="http://schemas.microsoft.com/office/word/2010/wordprocessingGroup" xmlns:wpi="http://schemas.microsoft.com/office/word/2010/wordprocessingInk" xmlns:wne="http://schemas.microsoft.com/office/word/2006/wordml" xmlns:wps="http://schemas.microsoft.com/office/word/2010/wordprocessingShape" mc:Ignorable="w14 w15 w16se w16cid w16 w16cex w16sdtdh wp14">
   <w:endnote w:type="separator" w:id="-1">
     <w:p>
       <w:pPr>
@@ -10792,7 +10872,7 @@
 </file>
 
 <file path=word/footer1.xml><?xml version="1.0" encoding="utf-8"?>
-<w:ftr xmlns:wpc="http://schemas.microsoft.com/office/word/2010/wordprocessingCanvas" xmlns:cx="http://schemas.microsoft.com/office/drawing/2014/chartex" xmlns:cx1="http://schemas.microsoft.com/office/drawing/2015/9/8/chartex" xmlns:cx2="http://schemas.microsoft.com/office/drawing/2015/10/21/chartex" xmlns:cx3="http://schemas.microsoft.com/office/drawing/2016/5/9/chartex" xmlns:cx4="http://schemas.microsoft.com/office/drawing/2016/5/10/chartex" xmlns:cx5="http://schemas.microsoft.com/office/drawing/2016/5/11/chartex" xmlns:cx6="http://schemas.microsoft.com/office/drawing/2016/5/12/chartex" xmlns:cx7="http://schemas.microsoft.com/office/drawing/2016/5/13/chartex" xmlns:cx8="http://schemas.microsoft.com/office/drawing/2016/5/14/chartex" xmlns:mc="http://schemas.openxmlformats.org/markup-compatibility/2006" xmlns:aink="http://schemas.microsoft.com/office/drawing/2016/ink" xmlns:am3d="http://schemas.microsoft.com/office/drawing/2017/model3d" xmlns:o="urn:schemas-microsoft-com:office:office" xmlns:oel="http://schemas.microsoft.com/office/2019/extlst" xmlns:r="http://schemas.openxmlformats.org/officeDocument/2006/relationships" xmlns:m="http://schemas.openxmlformats.org/officeDocument/2006/math" xmlns:v="urn:schemas-microsoft-com:vml" xmlns:wp14="http://schemas.microsoft.com/office/word/2010/wordprocessingDrawing" xmlns:wp="http://schemas.openxmlformats.org/drawingml/2006/wordprocessingDrawing" xmlns:w10="urn:schemas-microsoft-com:office:word" xmlns:w="http://schemas.openxmlformats.org/wordprocessingml/2006/main" xmlns:w14="http://schemas.microsoft.com/office/word/2010/wordml" xmlns:w15="http://schemas.microsoft.com/office/word/2012/wordml" xmlns:w16cex="http://schemas.microsoft.com/office/word/2018/wordml/cex" xmlns:w16cid="http://schemas.microsoft.com/office/word/2016/wordml/cid" xmlns:w16="http://schemas.microsoft.com/office/word/2018/wordml" xmlns:w16du="http://schemas.microsoft.com/office/word/2023/wordml/word16du" xmlns:w16sdtdh="http://schemas.microsoft.com/office/word/2020/wordml/sdtdatahash" xmlns:w16sdtfl="http://schemas.microsoft.com/office/word/2024/wordml/sdtformatlock" xmlns:w16se="http://schemas.microsoft.com/office/word/2015/wordml/symex" xmlns:wpg="http://schemas.microsoft.com/office/word/2010/wordprocessingGroup" xmlns:wpi="http://schemas.microsoft.com/office/word/2010/wordprocessingInk" xmlns:wne="http://schemas.microsoft.com/office/word/2006/wordml" xmlns:wps="http://schemas.microsoft.com/office/word/2010/wordprocessingShape" mc:Ignorable="w14 w15 w16se w16cid w16 w16cex w16sdtdh w16sdtfl w16du wp14">
+<w:ftr xmlns:wpc="http://schemas.microsoft.com/office/word/2010/wordprocessingCanvas" xmlns:cx="http://schemas.microsoft.com/office/drawing/2014/chartex" xmlns:cx1="http://schemas.microsoft.com/office/drawing/2015/9/8/chartex" xmlns:cx2="http://schemas.microsoft.com/office/drawing/2015/10/21/chartex" xmlns:cx3="http://schemas.microsoft.com/office/drawing/2016/5/9/chartex" xmlns:cx4="http://schemas.microsoft.com/office/drawing/2016/5/10/chartex" xmlns:cx5="http://schemas.microsoft.com/office/drawing/2016/5/11/chartex" xmlns:cx6="http://schemas.microsoft.com/office/drawing/2016/5/12/chartex" xmlns:cx7="http://schemas.microsoft.com/office/drawing/2016/5/13/chartex" xmlns:cx8="http://schemas.microsoft.com/office/drawing/2016/5/14/chartex" xmlns:mc="http://schemas.openxmlformats.org/markup-compatibility/2006" xmlns:aink="http://schemas.microsoft.com/office/drawing/2016/ink" xmlns:am3d="http://schemas.microsoft.com/office/drawing/2017/model3d" xmlns:o="urn:schemas-microsoft-com:office:office" xmlns:r="http://schemas.openxmlformats.org/officeDocument/2006/relationships" xmlns:m="http://schemas.openxmlformats.org/officeDocument/2006/math" xmlns:v="urn:schemas-microsoft-com:vml" xmlns:wp14="http://schemas.microsoft.com/office/word/2010/wordprocessingDrawing" xmlns:wp="http://schemas.openxmlformats.org/drawingml/2006/wordprocessingDrawing" xmlns:w10="urn:schemas-microsoft-com:office:word" xmlns:w="http://schemas.openxmlformats.org/wordprocessingml/2006/main" xmlns:w14="http://schemas.microsoft.com/office/word/2010/wordml" xmlns:w15="http://schemas.microsoft.com/office/word/2012/wordml" xmlns:w16cex="http://schemas.microsoft.com/office/word/2018/wordml/cex" xmlns:w16cid="http://schemas.microsoft.com/office/word/2016/wordml/cid" xmlns:w16="http://schemas.microsoft.com/office/word/2018/wordml" xmlns:w16sdtdh="http://schemas.microsoft.com/office/word/2020/wordml/sdtdatahash" xmlns:w16se="http://schemas.microsoft.com/office/word/2015/wordml/symex" xmlns:wpg="http://schemas.microsoft.com/office/word/2010/wordprocessingGroup" xmlns:wpi="http://schemas.microsoft.com/office/word/2010/wordprocessingInk" xmlns:wne="http://schemas.microsoft.com/office/word/2006/wordml" xmlns:wps="http://schemas.microsoft.com/office/word/2010/wordprocessingShape" mc:Ignorable="w14 w15 w16se w16cid w16 w16cex w16sdtdh wp14">
   <w:sdt>
     <w:sdtPr>
       <w:id w:val="-1465197936"/>
@@ -10801,6 +10881,7 @@
         <w:docPartUnique/>
       </w:docPartObj>
     </w:sdtPr>
+    <w:sdtEndPr/>
     <w:sdtContent>
       <w:p>
         <w:pPr>
@@ -10838,7 +10919,7 @@
 </file>
 
 <file path=word/footnotes.xml><?xml version="1.0" encoding="utf-8"?>
-<w:footnotes xmlns:wpc="http://schemas.microsoft.com/office/word/2010/wordprocessingCanvas" xmlns:cx="http://schemas.microsoft.com/office/drawing/2014/chartex" xmlns:cx1="http://schemas.microsoft.com/office/drawing/2015/9/8/chartex" xmlns:cx2="http://schemas.microsoft.com/office/drawing/2015/10/21/chartex" xmlns:cx3="http://schemas.microsoft.com/office/drawing/2016/5/9/chartex" xmlns:cx4="http://schemas.microsoft.com/office/drawing/2016/5/10/chartex" xmlns:cx5="http://schemas.microsoft.com/office/drawing/2016/5/11/chartex" xmlns:cx6="http://schemas.microsoft.com/office/drawing/2016/5/12/chartex" xmlns:cx7="http://schemas.microsoft.com/office/drawing/2016/5/13/chartex" xmlns:cx8="http://schemas.microsoft.com/office/drawing/2016/5/14/chartex" xmlns:mc="http://schemas.openxmlformats.org/markup-compatibility/2006" xmlns:aink="http://schemas.microsoft.com/office/drawing/2016/ink" xmlns:am3d="http://schemas.microsoft.com/office/drawing/2017/model3d" xmlns:o="urn:schemas-microsoft-com:office:office" xmlns:oel="http://schemas.microsoft.com/office/2019/extlst" xmlns:r="http://schemas.openxmlformats.org/officeDocument/2006/relationships" xmlns:m="http://schemas.openxmlformats.org/officeDocument/2006/math" xmlns:v="urn:schemas-microsoft-com:vml" xmlns:wp14="http://schemas.microsoft.com/office/word/2010/wordprocessingDrawing" xmlns:wp="http://schemas.openxmlformats.org/drawingml/2006/wordprocessingDrawing" xmlns:w10="urn:schemas-microsoft-com:office:word" xmlns:w="http://schemas.openxmlformats.org/wordprocessingml/2006/main" xmlns:w14="http://schemas.microsoft.com/office/word/2010/wordml" xmlns:w15="http://schemas.microsoft.com/office/word/2012/wordml" xmlns:w16cex="http://schemas.microsoft.com/office/word/2018/wordml/cex" xmlns:w16cid="http://schemas.microsoft.com/office/word/2016/wordml/cid" xmlns:w16="http://schemas.microsoft.com/office/word/2018/wordml" xmlns:w16du="http://schemas.microsoft.com/office/word/2023/wordml/word16du" xmlns:w16sdtdh="http://schemas.microsoft.com/office/word/2020/wordml/sdtdatahash" xmlns:w16sdtfl="http://schemas.microsoft.com/office/word/2024/wordml/sdtformatlock" xmlns:w16se="http://schemas.microsoft.com/office/word/2015/wordml/symex" xmlns:wpg="http://schemas.microsoft.com/office/word/2010/wordprocessingGroup" xmlns:wpi="http://schemas.microsoft.com/office/word/2010/wordprocessingInk" xmlns:wne="http://schemas.microsoft.com/office/word/2006/wordml" xmlns:wps="http://schemas.microsoft.com/office/word/2010/wordprocessingShape" mc:Ignorable="w14 w15 w16se w16cid w16 w16cex w16sdtdh w16sdtfl w16du wp14">
+<w:footnotes xmlns:wpc="http://schemas.microsoft.com/office/word/2010/wordprocessingCanvas" xmlns:cx="http://schemas.microsoft.com/office/drawing/2014/chartex" xmlns:cx1="http://schemas.microsoft.com/office/drawing/2015/9/8/chartex" xmlns:cx2="http://schemas.microsoft.com/office/drawing/2015/10/21/chartex" xmlns:cx3="http://schemas.microsoft.com/office/drawing/2016/5/9/chartex" xmlns:cx4="http://schemas.microsoft.com/office/drawing/2016/5/10/chartex" xmlns:cx5="http://schemas.microsoft.com/office/drawing/2016/5/11/chartex" xmlns:cx6="http://schemas.microsoft.com/office/drawing/2016/5/12/chartex" xmlns:cx7="http://schemas.microsoft.com/office/drawing/2016/5/13/chartex" xmlns:cx8="http://schemas.microsoft.com/office/drawing/2016/5/14/chartex" xmlns:mc="http://schemas.openxmlformats.org/markup-compatibility/2006" xmlns:aink="http://schemas.microsoft.com/office/drawing/2016/ink" xmlns:am3d="http://schemas.microsoft.com/office/drawing/2017/model3d" xmlns:o="urn:schemas-microsoft-com:office:office" xmlns:r="http://schemas.openxmlformats.org/officeDocument/2006/relationships" xmlns:m="http://schemas.openxmlformats.org/officeDocument/2006/math" xmlns:v="urn:schemas-microsoft-com:vml" xmlns:wp14="http://schemas.microsoft.com/office/word/2010/wordprocessingDrawing" xmlns:wp="http://schemas.openxmlformats.org/drawingml/2006/wordprocessingDrawing" xmlns:w10="urn:schemas-microsoft-com:office:word" xmlns:w="http://schemas.openxmlformats.org/wordprocessingml/2006/main" xmlns:w14="http://schemas.microsoft.com/office/word/2010/wordml" xmlns:w15="http://schemas.microsoft.com/office/word/2012/wordml" xmlns:w16cex="http://schemas.microsoft.com/office/word/2018/wordml/cex" xmlns:w16cid="http://schemas.microsoft.com/office/word/2016/wordml/cid" xmlns:w16="http://schemas.microsoft.com/office/word/2018/wordml" xmlns:w16sdtdh="http://schemas.microsoft.com/office/word/2020/wordml/sdtdatahash" xmlns:w16se="http://schemas.microsoft.com/office/word/2015/wordml/symex" xmlns:wpg="http://schemas.microsoft.com/office/word/2010/wordprocessingGroup" xmlns:wpi="http://schemas.microsoft.com/office/word/2010/wordprocessingInk" xmlns:wne="http://schemas.microsoft.com/office/word/2006/wordml" xmlns:wps="http://schemas.microsoft.com/office/word/2010/wordprocessingShape" mc:Ignorable="w14 w15 w16se w16cid w16 w16cex w16sdtdh wp14">
   <w:footnote w:type="separator" w:id="-1">
     <w:p>
       <w:pPr>
@@ -10865,7 +10946,7 @@
 </file>
 
 <file path=word/header1.xml><?xml version="1.0" encoding="utf-8"?>
-<w:hdr xmlns:wpc="http://schemas.microsoft.com/office/word/2010/wordprocessingCanvas" xmlns:cx="http://schemas.microsoft.com/office/drawing/2014/chartex" xmlns:cx1="http://schemas.microsoft.com/office/drawing/2015/9/8/chartex" xmlns:cx2="http://schemas.microsoft.com/office/drawing/2015/10/21/chartex" xmlns:cx3="http://schemas.microsoft.com/office/drawing/2016/5/9/chartex" xmlns:cx4="http://schemas.microsoft.com/office/drawing/2016/5/10/chartex" xmlns:cx5="http://schemas.microsoft.com/office/drawing/2016/5/11/chartex" xmlns:cx6="http://schemas.microsoft.com/office/drawing/2016/5/12/chartex" xmlns:cx7="http://schemas.microsoft.com/office/drawing/2016/5/13/chartex" xmlns:cx8="http://schemas.microsoft.com/office/drawing/2016/5/14/chartex" xmlns:mc="http://schemas.openxmlformats.org/markup-compatibility/2006" xmlns:aink="http://schemas.microsoft.com/office/drawing/2016/ink" xmlns:am3d="http://schemas.microsoft.com/office/drawing/2017/model3d" xmlns:o="urn:schemas-microsoft-com:office:office" xmlns:oel="http://schemas.microsoft.com/office/2019/extlst" xmlns:r="http://schemas.openxmlformats.org/officeDocument/2006/relationships" xmlns:m="http://schemas.openxmlformats.org/officeDocument/2006/math" xmlns:v="urn:schemas-microsoft-com:vml" xmlns:wp14="http://schemas.microsoft.com/office/word/2010/wordprocessingDrawing" xmlns:wp="http://schemas.openxmlformats.org/drawingml/2006/wordprocessingDrawing" xmlns:w10="urn:schemas-microsoft-com:office:word" xmlns:w="http://schemas.openxmlformats.org/wordprocessingml/2006/main" xmlns:w14="http://schemas.microsoft.com/office/word/2010/wordml" xmlns:w15="http://schemas.microsoft.com/office/word/2012/wordml" xmlns:w16cex="http://schemas.microsoft.com/office/word/2018/wordml/cex" xmlns:w16cid="http://schemas.microsoft.com/office/word/2016/wordml/cid" xmlns:w16="http://schemas.microsoft.com/office/word/2018/wordml" xmlns:w16du="http://schemas.microsoft.com/office/word/2023/wordml/word16du" xmlns:w16sdtdh="http://schemas.microsoft.com/office/word/2020/wordml/sdtdatahash" xmlns:w16sdtfl="http://schemas.microsoft.com/office/word/2024/wordml/sdtformatlock" xmlns:w16se="http://schemas.microsoft.com/office/word/2015/wordml/symex" xmlns:wpg="http://schemas.microsoft.com/office/word/2010/wordprocessingGroup" xmlns:wpi="http://schemas.microsoft.com/office/word/2010/wordprocessingInk" xmlns:wne="http://schemas.microsoft.com/office/word/2006/wordml" xmlns:wps="http://schemas.microsoft.com/office/word/2010/wordprocessingShape" mc:Ignorable="w14 w15 w16se w16cid w16 w16cex w16sdtdh w16sdtfl w16du wp14">
+<w:hdr xmlns:wpc="http://schemas.microsoft.com/office/word/2010/wordprocessingCanvas" xmlns:cx="http://schemas.microsoft.com/office/drawing/2014/chartex" xmlns:cx1="http://schemas.microsoft.com/office/drawing/2015/9/8/chartex" xmlns:cx2="http://schemas.microsoft.com/office/drawing/2015/10/21/chartex" xmlns:cx3="http://schemas.microsoft.com/office/drawing/2016/5/9/chartex" xmlns:cx4="http://schemas.microsoft.com/office/drawing/2016/5/10/chartex" xmlns:cx5="http://schemas.microsoft.com/office/drawing/2016/5/11/chartex" xmlns:cx6="http://schemas.microsoft.com/office/drawing/2016/5/12/chartex" xmlns:cx7="http://schemas.microsoft.com/office/drawing/2016/5/13/chartex" xmlns:cx8="http://schemas.microsoft.com/office/drawing/2016/5/14/chartex" xmlns:mc="http://schemas.openxmlformats.org/markup-compatibility/2006" xmlns:aink="http://schemas.microsoft.com/office/drawing/2016/ink" xmlns:am3d="http://schemas.microsoft.com/office/drawing/2017/model3d" xmlns:o="urn:schemas-microsoft-com:office:office" xmlns:r="http://schemas.openxmlformats.org/officeDocument/2006/relationships" xmlns:m="http://schemas.openxmlformats.org/officeDocument/2006/math" xmlns:v="urn:schemas-microsoft-com:vml" xmlns:wp14="http://schemas.microsoft.com/office/word/2010/wordprocessingDrawing" xmlns:wp="http://schemas.openxmlformats.org/drawingml/2006/wordprocessingDrawing" xmlns:w10="urn:schemas-microsoft-com:office:word" xmlns:w="http://schemas.openxmlformats.org/wordprocessingml/2006/main" xmlns:w14="http://schemas.microsoft.com/office/word/2010/wordml" xmlns:w15="http://schemas.microsoft.com/office/word/2012/wordml" xmlns:w16cex="http://schemas.microsoft.com/office/word/2018/wordml/cex" xmlns:w16cid="http://schemas.microsoft.com/office/word/2016/wordml/cid" xmlns:w16="http://schemas.microsoft.com/office/word/2018/wordml" xmlns:w16sdtdh="http://schemas.microsoft.com/office/word/2020/wordml/sdtdatahash" xmlns:w16se="http://schemas.microsoft.com/office/word/2015/wordml/symex" xmlns:wpg="http://schemas.microsoft.com/office/word/2010/wordprocessingGroup" xmlns:wpi="http://schemas.microsoft.com/office/word/2010/wordprocessingInk" xmlns:wne="http://schemas.microsoft.com/office/word/2006/wordml" xmlns:wps="http://schemas.microsoft.com/office/word/2010/wordprocessingShape" mc:Ignorable="w14 w15 w16se w16cid w16 w16cex w16sdtdh wp14">
   <w:p>
     <w:pPr>
       <w:pStyle w:val="Encabezado"/>
@@ -10952,7 +11033,7 @@
 </file>
 
 <file path=word/numbering.xml><?xml version="1.0" encoding="utf-8"?>
-<w:numbering xmlns:wpc="http://schemas.microsoft.com/office/word/2010/wordprocessingCanvas" xmlns:cx="http://schemas.microsoft.com/office/drawing/2014/chartex" xmlns:cx1="http://schemas.microsoft.com/office/drawing/2015/9/8/chartex" xmlns:cx2="http://schemas.microsoft.com/office/drawing/2015/10/21/chartex" xmlns:cx3="http://schemas.microsoft.com/office/drawing/2016/5/9/chartex" xmlns:cx4="http://schemas.microsoft.com/office/drawing/2016/5/10/chartex" xmlns:cx5="http://schemas.microsoft.com/office/drawing/2016/5/11/chartex" xmlns:cx6="http://schemas.microsoft.com/office/drawing/2016/5/12/chartex" xmlns:cx7="http://schemas.microsoft.com/office/drawing/2016/5/13/chartex" xmlns:cx8="http://schemas.microsoft.com/office/drawing/2016/5/14/chartex" xmlns:mc="http://schemas.openxmlformats.org/markup-compatibility/2006" xmlns:aink="http://schemas.microsoft.com/office/drawing/2016/ink" xmlns:am3d="http://schemas.microsoft.com/office/drawing/2017/model3d" xmlns:o="urn:schemas-microsoft-com:office:office" xmlns:oel="http://schemas.microsoft.com/office/2019/extlst" xmlns:r="http://schemas.openxmlformats.org/officeDocument/2006/relationships" xmlns:m="http://schemas.openxmlformats.org/officeDocument/2006/math" xmlns:v="urn:schemas-microsoft-com:vml" xmlns:wp14="http://schemas.microsoft.com/office/word/2010/wordprocessingDrawing" xmlns:wp="http://schemas.openxmlformats.org/drawingml/2006/wordprocessingDrawing" xmlns:w10="urn:schemas-microsoft-com:office:word" xmlns:w="http://schemas.openxmlformats.org/wordprocessingml/2006/main" xmlns:w14="http://schemas.microsoft.com/office/word/2010/wordml" xmlns:w15="http://schemas.microsoft.com/office/word/2012/wordml" xmlns:w16cex="http://schemas.microsoft.com/office/word/2018/wordml/cex" xmlns:w16cid="http://schemas.microsoft.com/office/word/2016/wordml/cid" xmlns:w16="http://schemas.microsoft.com/office/word/2018/wordml" xmlns:w16du="http://schemas.microsoft.com/office/word/2023/wordml/word16du" xmlns:w16sdtdh="http://schemas.microsoft.com/office/word/2020/wordml/sdtdatahash" xmlns:w16sdtfl="http://schemas.microsoft.com/office/word/2024/wordml/sdtformatlock" xmlns:w16se="http://schemas.microsoft.com/office/word/2015/wordml/symex" xmlns:wpg="http://schemas.microsoft.com/office/word/2010/wordprocessingGroup" xmlns:wpi="http://schemas.microsoft.com/office/word/2010/wordprocessingInk" xmlns:wne="http://schemas.microsoft.com/office/word/2006/wordml" xmlns:wps="http://schemas.microsoft.com/office/word/2010/wordprocessingShape" mc:Ignorable="w14 w15 w16se w16cid w16 w16cex w16sdtdh w16sdtfl w16du wp14">
+<w:numbering xmlns:wpc="http://schemas.microsoft.com/office/word/2010/wordprocessingCanvas" xmlns:cx="http://schemas.microsoft.com/office/drawing/2014/chartex" xmlns:cx1="http://schemas.microsoft.com/office/drawing/2015/9/8/chartex" xmlns:cx2="http://schemas.microsoft.com/office/drawing/2015/10/21/chartex" xmlns:cx3="http://schemas.microsoft.com/office/drawing/2016/5/9/chartex" xmlns:cx4="http://schemas.microsoft.com/office/drawing/2016/5/10/chartex" xmlns:cx5="http://schemas.microsoft.com/office/drawing/2016/5/11/chartex" xmlns:cx6="http://schemas.microsoft.com/office/drawing/2016/5/12/chartex" xmlns:cx7="http://schemas.microsoft.com/office/drawing/2016/5/13/chartex" xmlns:cx8="http://schemas.microsoft.com/office/drawing/2016/5/14/chartex" xmlns:mc="http://schemas.openxmlformats.org/markup-compatibility/2006" xmlns:aink="http://schemas.microsoft.com/office/drawing/2016/ink" xmlns:am3d="http://schemas.microsoft.com/office/drawing/2017/model3d" xmlns:o="urn:schemas-microsoft-com:office:office" xmlns:r="http://schemas.openxmlformats.org/officeDocument/2006/relationships" xmlns:m="http://schemas.openxmlformats.org/officeDocument/2006/math" xmlns:v="urn:schemas-microsoft-com:vml" xmlns:wp14="http://schemas.microsoft.com/office/word/2010/wordprocessingDrawing" xmlns:wp="http://schemas.openxmlformats.org/drawingml/2006/wordprocessingDrawing" xmlns:w10="urn:schemas-microsoft-com:office:word" xmlns:w="http://schemas.openxmlformats.org/wordprocessingml/2006/main" xmlns:w14="http://schemas.microsoft.com/office/word/2010/wordml" xmlns:w15="http://schemas.microsoft.com/office/word/2012/wordml" xmlns:w16cex="http://schemas.microsoft.com/office/word/2018/wordml/cex" xmlns:w16cid="http://schemas.microsoft.com/office/word/2016/wordml/cid" xmlns:w16="http://schemas.microsoft.com/office/word/2018/wordml" xmlns:w16sdtdh="http://schemas.microsoft.com/office/word/2020/wordml/sdtdatahash" xmlns:w16se="http://schemas.microsoft.com/office/word/2015/wordml/symex" xmlns:wpg="http://schemas.microsoft.com/office/word/2010/wordprocessingGroup" xmlns:wpi="http://schemas.microsoft.com/office/word/2010/wordprocessingInk" xmlns:wne="http://schemas.microsoft.com/office/word/2006/wordml" xmlns:wps="http://schemas.microsoft.com/office/word/2010/wordprocessingShape" mc:Ignorable="w14 w15 w16se w16cid w16 w16cex w16sdtdh wp14">
   <w:abstractNum w:abstractNumId="0" w15:restartNumberingAfterBreak="0">
     <w:nsid w:val="FFFFFF89"/>
     <w:multiLevelType w:val="singleLevel"/>
@@ -13648,82 +13729,82 @@
       </w:rPr>
     </w:lvl>
   </w:abstractNum>
-  <w:num w:numId="1" w16cid:durableId="440223276">
+  <w:num w:numId="1">
     <w:abstractNumId w:val="0"/>
   </w:num>
-  <w:num w:numId="2" w16cid:durableId="859007238">
+  <w:num w:numId="2">
     <w:abstractNumId w:val="10"/>
   </w:num>
-  <w:num w:numId="3" w16cid:durableId="399407231">
+  <w:num w:numId="3">
     <w:abstractNumId w:val="19"/>
   </w:num>
-  <w:num w:numId="4" w16cid:durableId="1547716419">
+  <w:num w:numId="4">
     <w:abstractNumId w:val="13"/>
   </w:num>
-  <w:num w:numId="5" w16cid:durableId="919483626">
+  <w:num w:numId="5">
     <w:abstractNumId w:val="15"/>
   </w:num>
-  <w:num w:numId="6" w16cid:durableId="1259944412">
+  <w:num w:numId="6">
     <w:abstractNumId w:val="11"/>
   </w:num>
-  <w:num w:numId="7" w16cid:durableId="35010516">
+  <w:num w:numId="7">
     <w:abstractNumId w:val="20"/>
   </w:num>
-  <w:num w:numId="8" w16cid:durableId="477305200">
+  <w:num w:numId="8">
     <w:abstractNumId w:val="16"/>
   </w:num>
-  <w:num w:numId="9" w16cid:durableId="1283077258">
+  <w:num w:numId="9">
     <w:abstractNumId w:val="5"/>
   </w:num>
-  <w:num w:numId="10" w16cid:durableId="53740224">
+  <w:num w:numId="10">
     <w:abstractNumId w:val="25"/>
   </w:num>
-  <w:num w:numId="11" w16cid:durableId="449319836">
+  <w:num w:numId="11">
     <w:abstractNumId w:val="12"/>
   </w:num>
-  <w:num w:numId="12" w16cid:durableId="1776320303">
+  <w:num w:numId="12">
     <w:abstractNumId w:val="14"/>
   </w:num>
-  <w:num w:numId="13" w16cid:durableId="409276396">
+  <w:num w:numId="13">
     <w:abstractNumId w:val="9"/>
   </w:num>
-  <w:num w:numId="14" w16cid:durableId="1964917159">
+  <w:num w:numId="14">
     <w:abstractNumId w:val="4"/>
   </w:num>
-  <w:num w:numId="15" w16cid:durableId="1695154973">
+  <w:num w:numId="15">
     <w:abstractNumId w:val="1"/>
   </w:num>
-  <w:num w:numId="16" w16cid:durableId="873037599">
+  <w:num w:numId="16">
     <w:abstractNumId w:val="2"/>
   </w:num>
-  <w:num w:numId="17" w16cid:durableId="1761483515">
+  <w:num w:numId="17">
     <w:abstractNumId w:val="6"/>
   </w:num>
-  <w:num w:numId="18" w16cid:durableId="455679871">
+  <w:num w:numId="18">
     <w:abstractNumId w:val="21"/>
   </w:num>
-  <w:num w:numId="19" w16cid:durableId="58982488">
+  <w:num w:numId="19">
     <w:abstractNumId w:val="17"/>
   </w:num>
-  <w:num w:numId="20" w16cid:durableId="1492523382">
+  <w:num w:numId="20">
     <w:abstractNumId w:val="18"/>
   </w:num>
-  <w:num w:numId="21" w16cid:durableId="1638801643">
+  <w:num w:numId="21">
     <w:abstractNumId w:val="22"/>
   </w:num>
-  <w:num w:numId="22" w16cid:durableId="1492061248">
+  <w:num w:numId="22">
     <w:abstractNumId w:val="7"/>
   </w:num>
-  <w:num w:numId="23" w16cid:durableId="1399859152">
+  <w:num w:numId="23">
     <w:abstractNumId w:val="3"/>
   </w:num>
-  <w:num w:numId="24" w16cid:durableId="1991784147">
+  <w:num w:numId="24">
     <w:abstractNumId w:val="24"/>
   </w:num>
-  <w:num w:numId="25" w16cid:durableId="785468558">
+  <w:num w:numId="25">
     <w:abstractNumId w:val="8"/>
   </w:num>
-  <w:num w:numId="26" w16cid:durableId="1211304072">
+  <w:num w:numId="26">
     <w:abstractNumId w:val="23"/>
   </w:num>
   <w:numIdMacAtCleanup w:val="21"/>
@@ -13731,7 +13812,7 @@
 </file>
 
 <file path=word/styles.xml><?xml version="1.0" encoding="utf-8"?>
-<w:styles xmlns:mc="http://schemas.openxmlformats.org/markup-compatibility/2006" xmlns:r="http://schemas.openxmlformats.org/officeDocument/2006/relationships" xmlns:w="http://schemas.openxmlformats.org/wordprocessingml/2006/main" xmlns:w14="http://schemas.microsoft.com/office/word/2010/wordml" xmlns:w15="http://schemas.microsoft.com/office/word/2012/wordml" xmlns:w16cex="http://schemas.microsoft.com/office/word/2018/wordml/cex" xmlns:w16cid="http://schemas.microsoft.com/office/word/2016/wordml/cid" xmlns:w16="http://schemas.microsoft.com/office/word/2018/wordml" xmlns:w16du="http://schemas.microsoft.com/office/word/2023/wordml/word16du" xmlns:w16sdtdh="http://schemas.microsoft.com/office/word/2020/wordml/sdtdatahash" xmlns:w16sdtfl="http://schemas.microsoft.com/office/word/2024/wordml/sdtformatlock" xmlns:w16se="http://schemas.microsoft.com/office/word/2015/wordml/symex" mc:Ignorable="w14 w15 w16se w16cid w16 w16cex w16sdtdh w16sdtfl w16du">
+<w:styles xmlns:mc="http://schemas.openxmlformats.org/markup-compatibility/2006" xmlns:r="http://schemas.openxmlformats.org/officeDocument/2006/relationships" xmlns:w="http://schemas.openxmlformats.org/wordprocessingml/2006/main" xmlns:w14="http://schemas.microsoft.com/office/word/2010/wordml" xmlns:w15="http://schemas.microsoft.com/office/word/2012/wordml" xmlns:w16cex="http://schemas.microsoft.com/office/word/2018/wordml/cex" xmlns:w16cid="http://schemas.microsoft.com/office/word/2016/wordml/cid" xmlns:w16="http://schemas.microsoft.com/office/word/2018/wordml" xmlns:w16sdtdh="http://schemas.microsoft.com/office/word/2020/wordml/sdtdatahash" xmlns:w16se="http://schemas.microsoft.com/office/word/2015/wordml/symex" mc:Ignorable="w14 w15 w16se w16cid w16 w16cex w16sdtdh">
   <w:docDefaults>
     <w:rPrDefault>
       <w:rPr>
@@ -15079,7 +15160,7 @@
       </w:rPr>
     </w:tblStylePr>
   </w:style>
-  <w:style w:type="character" w:styleId="Fuerte">
+  <w:style w:type="character" w:styleId="Textoennegrita">
     <w:name w:val="Strong"/>
     <w:basedOn w:val="Fuentedeprrafopredeter"/>
     <w:uiPriority w:val="22"/>
@@ -15472,10 +15553,6 @@
 </file>
 
 <file path=customXml/item1.xml><?xml version="1.0" encoding="utf-8"?>
-<b:Sources xmlns:b="http://schemas.openxmlformats.org/officeDocument/2006/bibliography" xmlns="http://schemas.openxmlformats.org/officeDocument/2006/bibliography" SelectedStyle="\APASixthEditionOfficeOnline.xsl" StyleName="APA" Version="6"/>
-</file>
-
-<file path=customXml/item2.xml><?xml version="1.0" encoding="utf-8"?>
 <?mso-contentType ?>
 <FormTemplates xmlns="http://schemas.microsoft.com/sharepoint/v3/contenttype/forms">
   <Display>DocumentLibraryForm</Display>
@@ -15484,18 +15561,11 @@
 </FormTemplates>
 </file>
 
-<file path=customXml/item3.xml><?xml version="1.0" encoding="utf-8"?>
-<p:properties xmlns:p="http://schemas.microsoft.com/office/2006/metadata/properties" xmlns:xsi="http://www.w3.org/2001/XMLSchema-instance" xmlns:pc="http://schemas.microsoft.com/office/infopath/2007/PartnerControls">
-  <documentManagement>
-    <TaxCatchAll xmlns="67a0edcd-0de5-43ed-8c27-e32f38a00c91" xsi:nil="true"/>
-    <lcf76f155ced4ddcb4097134ff3c332f xmlns="42760c81-fd8e-4d59-8953-7cdb9f38b14f">
-      <Terms xmlns="http://schemas.microsoft.com/office/infopath/2007/PartnerControls"/>
-    </lcf76f155ced4ddcb4097134ff3c332f>
-  </documentManagement>
-</p:properties>
+<file path=customXml/item2.xml><?xml version="1.0" encoding="utf-8"?>
+<b:Sources xmlns:b="http://schemas.openxmlformats.org/officeDocument/2006/bibliography" xmlns="http://schemas.openxmlformats.org/officeDocument/2006/bibliography" SelectedStyle="\APASixthEditionOfficeOnline.xsl" StyleName="APA" Version="6"/>
 </file>
 
-<file path=customXml/item4.xml><?xml version="1.0" encoding="utf-8"?>
+<file path=customXml/item3.xml><?xml version="1.0" encoding="utf-8"?>
 <ct:contentTypeSchema xmlns:ct="http://schemas.microsoft.com/office/2006/metadata/contentType" xmlns:ma="http://schemas.microsoft.com/office/2006/metadata/properties/metaAttributes" ct:_="" ma:_="" ma:contentTypeName="Documento" ma:contentTypeID="0x01010005252A1EF3BD024F856B47B579AB5244" ma:contentTypeVersion="13" ma:contentTypeDescription="Crear nuevo documento." ma:contentTypeScope="" ma:versionID="ddfaac56a287547bce89452cd31c5884">
   <xsd:schema xmlns:xsd="http://www.w3.org/2001/XMLSchema" xmlns:xs="http://www.w3.org/2001/XMLSchema" xmlns:p="http://schemas.microsoft.com/office/2006/metadata/properties" xmlns:ns2="42760c81-fd8e-4d59-8953-7cdb9f38b14f" xmlns:ns3="67a0edcd-0de5-43ed-8c27-e32f38a00c91" targetNamespace="http://schemas.microsoft.com/office/2006/metadata/properties" ma:root="true" ma:fieldsID="5ac878f7c8dbf4633d03f1982e859186" ns2:_="" ns3:_="">
     <xsd:import namespace="42760c81-fd8e-4d59-8953-7cdb9f38b14f"/>
@@ -15702,7 +15772,26 @@
 </ct:contentTypeSchema>
 </file>
 
+<file path=customXml/item4.xml><?xml version="1.0" encoding="utf-8"?>
+<p:properties xmlns:p="http://schemas.microsoft.com/office/2006/metadata/properties" xmlns:xsi="http://www.w3.org/2001/XMLSchema-instance" xmlns:pc="http://schemas.microsoft.com/office/infopath/2007/PartnerControls">
+  <documentManagement>
+    <TaxCatchAll xmlns="67a0edcd-0de5-43ed-8c27-e32f38a00c91" xsi:nil="true"/>
+    <lcf76f155ced4ddcb4097134ff3c332f xmlns="42760c81-fd8e-4d59-8953-7cdb9f38b14f">
+      <Terms xmlns="http://schemas.microsoft.com/office/infopath/2007/PartnerControls"/>
+    </lcf76f155ced4ddcb4097134ff3c332f>
+  </documentManagement>
+</p:properties>
+</file>
+
 <file path=customXml/itemProps1.xml><?xml version="1.0" encoding="utf-8"?>
+<ds:datastoreItem xmlns:ds="http://schemas.openxmlformats.org/officeDocument/2006/customXml" ds:itemID="{10663269-2064-4804-8290-36D4A57F5557}">
+  <ds:schemaRefs>
+    <ds:schemaRef ds:uri="http://schemas.microsoft.com/sharepoint/v3/contenttype/forms"/>
+  </ds:schemaRefs>
+</ds:datastoreItem>
+</file>
+
+<file path=customXml/itemProps2.xml><?xml version="1.0" encoding="utf-8"?>
 <ds:datastoreItem xmlns:ds="http://schemas.openxmlformats.org/officeDocument/2006/customXml" ds:itemID="{EAE431FD-7059-4C09-804B-C9D69EB7B213}">
   <ds:schemaRefs>
     <ds:schemaRef ds:uri="http://schemas.openxmlformats.org/officeDocument/2006/bibliography"/>
@@ -15710,25 +15799,32 @@
 </ds:datastoreItem>
 </file>
 
-<file path=customXml/itemProps2.xml><?xml version="1.0" encoding="utf-8"?>
-<ds:datastoreItem xmlns:ds="http://schemas.openxmlformats.org/officeDocument/2006/customXml" ds:itemID="{10663269-2064-4804-8290-36D4A57F5557}">
+<file path=customXml/itemProps3.xml><?xml version="1.0" encoding="utf-8"?>
+<ds:datastoreItem xmlns:ds="http://schemas.openxmlformats.org/officeDocument/2006/customXml" ds:itemID="{1301B9F1-35FA-45DE-BEC2-7E5AD2839166}">
   <ds:schemaRefs>
-    <ds:schemaRef ds:uri="http://schemas.microsoft.com/sharepoint/v3/contenttype/forms"/>
-  </ds:schemaRefs>
-</ds:datastoreItem>
-</file>
-
-<file path=customXml/itemProps3.xml><?xml version="1.0" encoding="utf-8"?>
-<ds:datastoreItem xmlns:ds="http://schemas.openxmlformats.org/officeDocument/2006/customXml" ds:itemID="{1279454D-02BE-4A9C-A117-DCD1573E2608}">
-  <ds:schemaRefs>
+    <ds:schemaRef ds:uri="http://schemas.microsoft.com/office/2006/metadata/contentType"/>
+    <ds:schemaRef ds:uri="http://schemas.microsoft.com/office/2006/metadata/properties/metaAttributes"/>
+    <ds:schemaRef ds:uri="http://www.w3.org/2001/XMLSchema"/>
     <ds:schemaRef ds:uri="http://schemas.microsoft.com/office/2006/metadata/properties"/>
+    <ds:schemaRef ds:uri="42760c81-fd8e-4d59-8953-7cdb9f38b14f"/>
+    <ds:schemaRef ds:uri="67a0edcd-0de5-43ed-8c27-e32f38a00c91"/>
+    <ds:schemaRef ds:uri="http://schemas.microsoft.com/office/2006/documentManagement/types"/>
     <ds:schemaRef ds:uri="http://schemas.microsoft.com/office/infopath/2007/PartnerControls"/>
-    <ds:schemaRef ds:uri="13c90a0b-73bc-4dc0-be5f-28d77b615beb"/>
-    <ds:schemaRef ds:uri="13c93bba-48ce-428c-bfe5-88b42c19b028"/>
+    <ds:schemaRef ds:uri="http://schemas.openxmlformats.org/package/2006/metadata/core-properties"/>
+    <ds:schemaRef ds:uri="http://purl.org/dc/elements/1.1/"/>
+    <ds:schemaRef ds:uri="http://purl.org/dc/terms/"/>
+    <ds:schemaRef ds:uri="http://schemas.microsoft.com/internal/obd"/>
   </ds:schemaRefs>
 </ds:datastoreItem>
 </file>
 
 <file path=customXml/itemProps4.xml><?xml version="1.0" encoding="utf-8"?>
-<ds:datastoreItem xmlns:ds="http://schemas.openxmlformats.org/officeDocument/2006/customXml" ds:itemID="{1301B9F1-35FA-45DE-BEC2-7E5AD2839166}"/>
+<ds:datastoreItem xmlns:ds="http://schemas.openxmlformats.org/officeDocument/2006/customXml" ds:itemID="{1279454D-02BE-4A9C-A117-DCD1573E2608}">
+  <ds:schemaRefs>
+    <ds:schemaRef ds:uri="http://schemas.microsoft.com/office/2006/metadata/properties"/>
+    <ds:schemaRef ds:uri="http://schemas.microsoft.com/office/infopath/2007/PartnerControls"/>
+    <ds:schemaRef ds:uri="67a0edcd-0de5-43ed-8c27-e32f38a00c91"/>
+    <ds:schemaRef ds:uri="42760c81-fd8e-4d59-8953-7cdb9f38b14f"/>
+  </ds:schemaRefs>
+</ds:datastoreItem>
 </file>